--- a/СЛОГАН.docx
+++ b/СЛОГАН.docx
@@ -5,6 +5,23 @@
     <w:p>
       <w:pPr>
         <w:rPr>
+          <w:b/>
+          <w:bCs/>
+          <w:lang w:val="bg-BG"/>
+        </w:rPr>
+      </w:pPr>
+      <w:r>
+        <w:rPr>
+          <w:b/>
+          <w:bCs/>
+          <w:lang w:val="bg-BG"/>
+        </w:rPr>
+        <w:t>Александра</w:t>
+      </w:r>
+    </w:p>
+    <w:p>
+      <w:pPr>
+        <w:rPr>
           <w:lang w:val="bg-BG"/>
         </w:rPr>
       </w:pPr>
@@ -32,54 +49,2742 @@
         <w:rPr>
           <w:lang w:val="bg-BG"/>
         </w:rPr>
-        <w:t>а</w:t>
-      </w:r>
-      <w:r>
-        <w:rPr>
+        <w:t>а НЯМАМЕ РЕЗЕРВНА БАТЕРИЯ.</w:t>
+      </w:r>
+    </w:p>
+    <w:p>
+      <w:pPr>
+        <w:rPr>
+          <w:lang w:val="bg-BG"/>
+        </w:rPr>
+      </w:pPr>
+      <w:r>
+        <w:rPr>
+          <w:lang w:val="bg-BG"/>
+        </w:rPr>
+        <w:t>Според глобални научни доклади, Земята се променя по-бързо, отколкото естествените системи могат да се възстановят.</w:t>
+      </w:r>
+    </w:p>
+    <w:p>
+      <w:pPr>
+        <w:rPr>
+          <w:lang w:val="bg-BG"/>
+        </w:rPr>
+      </w:pPr>
+      <w:r>
+        <w:rPr>
+          <w:lang w:val="bg-BG"/>
+        </w:rPr>
+        <w:t>Знаеш ли, че:</w:t>
+      </w:r>
+    </w:p>
+    <w:p>
+      <w:pPr>
+        <w:pStyle w:val="ListParagraph"/>
+        <w:numPr>
+          <w:ilvl w:val="0"/>
+          <w:numId w:val="1"/>
+        </w:numPr>
+        <w:rPr>
+          <w:b/>
+          <w:bCs/>
+          <w:lang w:val="bg-BG"/>
+        </w:rPr>
+      </w:pPr>
+      <w:r>
+        <w:rPr>
+          <w:b/>
+          <w:bCs/>
+          <w:lang w:val="bg-BG"/>
+        </w:rPr>
+        <w:t xml:space="preserve">Един човек в Европа генерира средно около 500 кг </w:t>
+      </w:r>
+      <w:r>
+        <w:rPr>
+          <w:b/>
+          <w:bCs/>
+          <w:lang w:val="bg-BG"/>
+        </w:rPr>
+        <w:t xml:space="preserve">битови </w:t>
+      </w:r>
+      <w:r>
+        <w:rPr>
+          <w:b/>
+          <w:bCs/>
+          <w:lang w:val="bg-BG"/>
+        </w:rPr>
+        <w:t>отпадъци годишно — колкото теглото на една мечка.</w:t>
+      </w:r>
+    </w:p>
+    <w:p>
+      <w:pPr>
+        <w:pStyle w:val="ListParagraph"/>
+        <w:rPr>
+          <w:b/>
+          <w:bCs/>
+          <w:lang w:val="bg-BG"/>
+        </w:rPr>
+      </w:pPr>
+    </w:p>
+    <w:p>
+      <w:pPr>
+        <w:pStyle w:val="ListParagraph"/>
+        <w:numPr>
+          <w:ilvl w:val="0"/>
+          <w:numId w:val="1"/>
+        </w:numPr>
+        <w:rPr>
+          <w:lang w:val="bg-BG"/>
+        </w:rPr>
+      </w:pPr>
+      <w:r>
+        <w:rPr>
+          <w:b/>
+          <w:bCs/>
+          <w:lang w:val="bg-BG"/>
+        </w:rPr>
+        <w:t>Една пластмасова бутилка се разгражда за около 450 години</w:t>
+      </w:r>
+      <w:r>
+        <w:rPr>
+          <w:b/>
+          <w:bCs/>
+          <w:lang w:val="bg-BG"/>
+        </w:rPr>
+        <w:t xml:space="preserve">, а образуването на </w:t>
+      </w:r>
+      <w:r>
+        <w:rPr>
+          <w:b/>
+          <w:bCs/>
+          <w:lang w:val="bg-BG"/>
+        </w:rPr>
+        <w:t>1 см почва може да отнеме 100–400 години</w:t>
+      </w:r>
+      <w:r>
+        <w:rPr>
+          <w:b/>
+          <w:bCs/>
+          <w:lang w:val="bg-BG"/>
+        </w:rPr>
+        <w:t>.</w:t>
+      </w:r>
+    </w:p>
+    <w:p>
+      <w:pPr>
+        <w:pStyle w:val="ListParagraph"/>
+        <w:rPr>
+          <w:lang w:val="bg-BG"/>
+        </w:rPr>
+      </w:pPr>
+    </w:p>
+    <w:p>
+      <w:pPr>
+        <w:pStyle w:val="ListParagraph"/>
+        <w:numPr>
+          <w:ilvl w:val="0"/>
+          <w:numId w:val="1"/>
+        </w:numPr>
+        <w:rPr>
+          <w:b/>
+          <w:bCs/>
+          <w:lang w:val="bg-BG"/>
+        </w:rPr>
+      </w:pPr>
+      <w:r>
+        <w:rPr>
+          <w:b/>
+          <w:bCs/>
+          <w:lang w:val="bg-BG"/>
+        </w:rPr>
+        <w:t>Всяка година губим около 10 милиона хектара гори. (почти колкото цялата площ на България или 14 милиона футбулни игрища)</w:t>
+      </w:r>
+    </w:p>
+    <w:p>
+      <w:pPr>
+        <w:pStyle w:val="ListParagraph"/>
+        <w:rPr>
+          <w:b/>
+          <w:bCs/>
+          <w:lang w:val="bg-BG"/>
+        </w:rPr>
+      </w:pPr>
+    </w:p>
+    <w:p>
+      <w:pPr>
+        <w:pStyle w:val="ListParagraph"/>
+        <w:rPr>
+          <w:i/>
+          <w:iCs/>
+          <w:lang w:val="bg-BG"/>
+        </w:rPr>
+      </w:pPr>
+      <w:r>
+        <w:rPr>
+          <w:i/>
+          <w:iCs/>
+          <w:lang w:val="bg-BG"/>
+        </w:rPr>
+        <w:t>Начинът, по който произвеждаме, консумираме и изхвърляме ресурси, определя бъдещето на планетата.</w:t>
+      </w:r>
+    </w:p>
+    <w:p>
+      <w:pPr>
+        <w:pStyle w:val="ListParagraph"/>
+        <w:rPr>
+          <w:i/>
+          <w:iCs/>
+          <w:lang w:val="bg-BG"/>
+        </w:rPr>
+      </w:pPr>
+    </w:p>
+    <w:p>
+      <w:pPr>
+        <w:pStyle w:val="ListParagraph"/>
+        <w:rPr>
+          <w:b/>
+          <w:bCs/>
+          <w:lang w:val="bg-BG"/>
+        </w:rPr>
+      </w:pPr>
+      <w:r>
+        <w:rPr>
+          <w:b/>
+          <w:bCs/>
+          <w:lang w:val="bg-BG"/>
+        </w:rPr>
+        <w:t>Не можем да я сменим</w:t>
+      </w:r>
+      <w:r>
+        <w:rPr>
+          <w:b/>
+          <w:bCs/>
+          <w:lang w:val="bg-BG"/>
+        </w:rPr>
+        <w:t>, но можем</w:t>
+      </w:r>
+      <w:r>
+        <w:rPr>
+          <w:b/>
+          <w:bCs/>
+          <w:lang w:val="bg-BG"/>
+        </w:rPr>
+        <w:t xml:space="preserve"> да я спасим.</w:t>
+      </w:r>
+    </w:p>
+    <w:p>
+      <w:pPr>
+        <w:pStyle w:val="ListParagraph"/>
+        <w:jc w:val="center"/>
+        <w:rPr>
+          <w:b/>
+          <w:bCs/>
+          <w:lang w:val="bg-BG"/>
+        </w:rPr>
+      </w:pPr>
+      <w:r>
+        <w:rPr>
+          <w:noProof/>
+        </w:rPr>
+        <w:lastRenderedPageBreak/>
+        <w:drawing>
+          <wp:inline distT="0" distB="0" distL="0" distR="0" wp14:anchorId="20FB05B6" wp14:editId="61CF5645">
+            <wp:extent cx="5202087" cy="9320784"/>
+            <wp:effectExtent l="0" t="0" r="0" b="0"/>
+            <wp:docPr id="978781537" name="Picture 2"/>
+            <wp:cNvGraphicFramePr>
+              <a:graphicFrameLocks xmlns:a="http://schemas.openxmlformats.org/drawingml/2006/main" noChangeAspect="1"/>
+            </wp:cNvGraphicFramePr>
+            <a:graphic xmlns:a="http://schemas.openxmlformats.org/drawingml/2006/main">
+              <a:graphicData uri="http://schemas.openxmlformats.org/drawingml/2006/picture">
+                <pic:pic xmlns:pic="http://schemas.openxmlformats.org/drawingml/2006/picture">
+                  <pic:nvPicPr>
+                    <pic:cNvPr id="0" name="Picture 63"/>
+                    <pic:cNvPicPr>
+                      <a:picLocks noChangeAspect="1" noChangeArrowheads="1"/>
+                    </pic:cNvPicPr>
+                  </pic:nvPicPr>
+                  <pic:blipFill>
+                    <a:blip r:embed="rId5">
+                      <a:extLst>
+                        <a:ext uri="{28A0092B-C50C-407E-A947-70E740481C1C}">
+                          <a14:useLocalDpi xmlns:a14="http://schemas.microsoft.com/office/drawing/2010/main" val="0"/>
+                        </a:ext>
+                      </a:extLst>
+                    </a:blip>
+                    <a:srcRect/>
+                    <a:stretch>
+                      <a:fillRect/>
+                    </a:stretch>
+                  </pic:blipFill>
+                  <pic:spPr bwMode="auto">
+                    <a:xfrm>
+                      <a:off x="0" y="0"/>
+                      <a:ext cx="5216146" cy="9345975"/>
+                    </a:xfrm>
+                    <a:prstGeom prst="rect">
+                      <a:avLst/>
+                    </a:prstGeom>
+                    <a:noFill/>
+                    <a:ln>
+                      <a:noFill/>
+                    </a:ln>
+                  </pic:spPr>
+                </pic:pic>
+              </a:graphicData>
+            </a:graphic>
+          </wp:inline>
+        </w:drawing>
+      </w:r>
+    </w:p>
+    <w:p>
+      <w:pPr>
+        <w:pBdr>
+          <w:bottom w:val="single" w:sz="4" w:space="1" w:color="auto"/>
+        </w:pBdr>
+        <w:rPr>
+          <w:b/>
+          <w:bCs/>
+          <w:lang w:val="bg-BG"/>
+        </w:rPr>
+      </w:pPr>
+    </w:p>
+    <w:p>
+      <w:pPr>
+        <w:rPr>
+          <w:b/>
+          <w:bCs/>
+          <w:lang w:val="bg-BG"/>
+        </w:rPr>
+      </w:pPr>
+      <w:r>
+        <w:rPr>
+          <w:b/>
+          <w:bCs/>
+          <w:lang w:val="bg-BG"/>
+        </w:rPr>
+        <w:lastRenderedPageBreak/>
+        <w:t>Теодора</w:t>
+      </w:r>
+    </w:p>
+    <w:p>
+      <w:pPr>
+        <w:rPr>
+          <w:lang w:val="bg-BG"/>
+        </w:rPr>
+      </w:pPr>
+      <w:r>
+        <w:rPr>
+          <w:b/>
+          <w:bCs/>
+          <w:lang w:val="bg-BG"/>
+        </w:rPr>
+        <w:t xml:space="preserve">СЛОГАН: </w:t>
+      </w:r>
+      <w:r>
+        <w:rPr>
+          <w:lang w:val="bg-BG"/>
+        </w:rPr>
+        <w:t>Невидим</w:t>
+      </w:r>
+      <w:r>
+        <w:rPr>
+          <w:lang w:val="bg-BG"/>
+        </w:rPr>
+        <w:t>ият</w:t>
+      </w:r>
+      <w:r>
+        <w:rPr>
+          <w:lang w:val="bg-BG"/>
+        </w:rPr>
+        <w:t xml:space="preserve"> съюзник в битката със замърсяването</w:t>
+      </w:r>
+      <w:r>
+        <w:rPr>
+          <w:lang w:val="bg-BG"/>
+        </w:rPr>
+        <w:t>.</w:t>
+      </w:r>
+    </w:p>
+    <w:p>
+      <w:pPr>
+        <w:pStyle w:val="ListParagraph"/>
+        <w:numPr>
+          <w:ilvl w:val="0"/>
+          <w:numId w:val="5"/>
+        </w:numPr>
+        <w:rPr>
+          <w:b/>
+          <w:bCs/>
+          <w:lang w:val="bg-BG"/>
+        </w:rPr>
+      </w:pPr>
+      <w:r>
+        <w:rPr>
+          <w:b/>
+          <w:bCs/>
+          <w:lang w:val="bg-BG"/>
+        </w:rPr>
+        <w:t>КУТИЯ 1: Какво е това?</w:t>
+      </w:r>
+    </w:p>
+    <w:p>
+      <w:pPr>
+        <w:rPr>
+          <w:b/>
+          <w:bCs/>
+          <w:lang w:val="bg-BG"/>
+        </w:rPr>
+      </w:pPr>
+      <w:proofErr w:type="spellStart"/>
+      <w:r>
+        <w:rPr>
+          <w:b/>
+          <w:bCs/>
+        </w:rPr>
+        <w:t>Ieonella</w:t>
+      </w:r>
+      <w:proofErr w:type="spellEnd"/>
+      <w:r>
+        <w:rPr>
+          <w:b/>
+          <w:bCs/>
           <w:lang w:val="bg-BG"/>
         </w:rPr>
         <w:t xml:space="preserve"> </w:t>
       </w:r>
-      <w:r>
-        <w:rPr>
-          <w:lang w:val="bg-BG"/>
-        </w:rPr>
-        <w:t>НЯМАМЕ РЕЗЕРВНА БАТЕРИЯ.</w:t>
-      </w:r>
-    </w:p>
-    <w:p>
-      <w:pPr>
-        <w:rPr>
-          <w:b/>
-          <w:bCs/>
-          <w:lang w:val="bg-BG"/>
-        </w:rPr>
-      </w:pPr>
-      <w:r>
-        <w:rPr>
-          <w:b/>
-          <w:bCs/>
-          <w:lang w:val="bg-BG"/>
-        </w:rPr>
-        <w:t xml:space="preserve">ФАКТИ: </w:t>
-      </w:r>
-    </w:p>
-    <w:p>
-      <w:pPr>
-        <w:rPr>
-          <w:b/>
-          <w:bCs/>
-          <w:lang w:val="bg-BG"/>
-        </w:rPr>
-      </w:pPr>
-      <w:r>
-        <w:rPr>
-          <w:b/>
-          <w:bCs/>
-          <w:lang w:val="bg-BG"/>
-        </w:rPr>
-        <w:t>Отрицателен:</w:t>
-      </w:r>
+      <w:proofErr w:type="spellStart"/>
+      <w:r>
+        <w:rPr>
+          <w:b/>
+          <w:bCs/>
+        </w:rPr>
+        <w:t>sakaiensis</w:t>
+      </w:r>
+      <w:proofErr w:type="spellEnd"/>
+      <w:r>
+        <w:rPr>
+          <w:lang w:val="bg-BG"/>
+        </w:rPr>
+        <w:t xml:space="preserve"> е бактерия, открита в Япония, която има уникалната способност да разгражда пластмаса </w:t>
+      </w:r>
+      <w:r>
+        <w:t>PET</w:t>
+      </w:r>
+      <w:r>
+        <w:rPr>
+          <w:lang w:val="bg-BG"/>
+        </w:rPr>
+        <w:t xml:space="preserve"> (бутилки и опаковки).</w:t>
+      </w:r>
+    </w:p>
+    <w:p>
+      <w:pPr>
+        <w:pStyle w:val="ListParagraph"/>
+        <w:numPr>
+          <w:ilvl w:val="0"/>
+          <w:numId w:val="4"/>
+        </w:numPr>
+        <w:rPr>
+          <w:b/>
+          <w:bCs/>
+          <w:lang w:val="bg-BG"/>
+        </w:rPr>
+      </w:pPr>
+      <w:r>
+        <w:rPr>
+          <w:b/>
+          <w:bCs/>
+        </w:rPr>
+        <w:t xml:space="preserve">КУТИЯ 2: </w:t>
+      </w:r>
+      <w:proofErr w:type="spellStart"/>
+      <w:r>
+        <w:rPr>
+          <w:b/>
+          <w:bCs/>
+        </w:rPr>
+        <w:t>Как</w:t>
+      </w:r>
+      <w:proofErr w:type="spellEnd"/>
+      <w:r>
+        <w:rPr>
+          <w:b/>
+          <w:bCs/>
+        </w:rPr>
+        <w:t xml:space="preserve"> </w:t>
+      </w:r>
+      <w:proofErr w:type="spellStart"/>
+      <w:r>
+        <w:rPr>
+          <w:b/>
+          <w:bCs/>
+        </w:rPr>
+        <w:t>работи</w:t>
+      </w:r>
+      <w:proofErr w:type="spellEnd"/>
+      <w:r>
+        <w:rPr>
+          <w:b/>
+          <w:bCs/>
+        </w:rPr>
+        <w:t>?</w:t>
+      </w:r>
+      <w:r>
+        <w:rPr>
+          <w:b/>
+          <w:bCs/>
+          <w:lang w:val="bg-BG"/>
+        </w:rPr>
+        <w:t xml:space="preserve"> </w:t>
+      </w:r>
+    </w:p>
+    <w:p>
+      <w:pPr>
+        <w:rPr>
+          <w:b/>
+          <w:bCs/>
+          <w:lang w:val="bg-BG"/>
+        </w:rPr>
+      </w:pPr>
+      <w:r>
+        <w:rPr>
+          <w:lang w:val="bg-BG"/>
+        </w:rPr>
+        <w:t>Бактерията използва специални ензими, които разграждат пластмасата на по-прости вещества, които тя може да използва като храна и енергия.</w:t>
+      </w:r>
+    </w:p>
+    <w:p>
+      <w:pPr>
+        <w:pStyle w:val="ListParagraph"/>
+        <w:numPr>
+          <w:ilvl w:val="0"/>
+          <w:numId w:val="4"/>
+        </w:numPr>
+        <w:rPr>
+          <w:b/>
+          <w:bCs/>
+        </w:rPr>
+      </w:pPr>
+      <w:r>
+        <w:rPr>
+          <w:b/>
+          <w:bCs/>
+        </w:rPr>
+        <w:t xml:space="preserve">КУТИЯ 3: </w:t>
+      </w:r>
+      <w:proofErr w:type="spellStart"/>
+      <w:r>
+        <w:rPr>
+          <w:b/>
+          <w:bCs/>
+        </w:rPr>
+        <w:t>Любопитен</w:t>
+      </w:r>
+      <w:proofErr w:type="spellEnd"/>
+      <w:r>
+        <w:rPr>
+          <w:b/>
+          <w:bCs/>
+        </w:rPr>
+        <w:t xml:space="preserve"> </w:t>
+      </w:r>
+      <w:proofErr w:type="spellStart"/>
+      <w:r>
+        <w:rPr>
+          <w:b/>
+          <w:bCs/>
+        </w:rPr>
+        <w:t>факт</w:t>
+      </w:r>
+      <w:proofErr w:type="spellEnd"/>
+    </w:p>
+    <w:p>
+      <w:pPr>
+        <w:rPr>
+          <w:lang w:val="bg-BG"/>
+        </w:rPr>
+      </w:pPr>
+      <w:proofErr w:type="spellStart"/>
+      <w:r>
+        <w:t>Тази</w:t>
+      </w:r>
+      <w:proofErr w:type="spellEnd"/>
+      <w:r>
+        <w:t xml:space="preserve"> </w:t>
+      </w:r>
+      <w:proofErr w:type="spellStart"/>
+      <w:r>
+        <w:t>бактерия</w:t>
+      </w:r>
+      <w:proofErr w:type="spellEnd"/>
+      <w:r>
+        <w:t xml:space="preserve"> е </w:t>
+      </w:r>
+      <w:proofErr w:type="spellStart"/>
+      <w:r>
+        <w:t>открита</w:t>
+      </w:r>
+      <w:proofErr w:type="spellEnd"/>
+      <w:r>
+        <w:t xml:space="preserve"> </w:t>
+      </w:r>
+      <w:proofErr w:type="spellStart"/>
+      <w:r>
+        <w:t>случайно</w:t>
+      </w:r>
+      <w:proofErr w:type="spellEnd"/>
+      <w:r>
+        <w:t xml:space="preserve"> </w:t>
+      </w:r>
+      <w:proofErr w:type="spellStart"/>
+      <w:r>
+        <w:t>близо</w:t>
+      </w:r>
+      <w:proofErr w:type="spellEnd"/>
+      <w:r>
+        <w:t xml:space="preserve"> </w:t>
+      </w:r>
+      <w:proofErr w:type="spellStart"/>
+      <w:r>
+        <w:t>до</w:t>
+      </w:r>
+      <w:proofErr w:type="spellEnd"/>
+      <w:r>
+        <w:t xml:space="preserve"> </w:t>
+      </w:r>
+      <w:proofErr w:type="spellStart"/>
+      <w:r>
+        <w:t>завод</w:t>
+      </w:r>
+      <w:proofErr w:type="spellEnd"/>
+      <w:r>
+        <w:t xml:space="preserve"> </w:t>
+      </w:r>
+      <w:proofErr w:type="spellStart"/>
+      <w:r>
+        <w:t>за</w:t>
+      </w:r>
+      <w:proofErr w:type="spellEnd"/>
+      <w:r>
+        <w:t xml:space="preserve"> </w:t>
+      </w:r>
+      <w:proofErr w:type="spellStart"/>
+      <w:r>
+        <w:t>рециклиране</w:t>
+      </w:r>
+      <w:proofErr w:type="spellEnd"/>
+      <w:r>
+        <w:t xml:space="preserve"> и </w:t>
+      </w:r>
+      <w:proofErr w:type="spellStart"/>
+      <w:r>
+        <w:t>вероятно</w:t>
+      </w:r>
+      <w:proofErr w:type="spellEnd"/>
+      <w:r>
+        <w:t xml:space="preserve"> </w:t>
+      </w:r>
+      <w:proofErr w:type="spellStart"/>
+      <w:r>
+        <w:t>се</w:t>
+      </w:r>
+      <w:proofErr w:type="spellEnd"/>
+      <w:r>
+        <w:t xml:space="preserve"> е „</w:t>
+      </w:r>
+      <w:proofErr w:type="spellStart"/>
+      <w:proofErr w:type="gramStart"/>
+      <w:r>
+        <w:t>адаптирала</w:t>
+      </w:r>
+      <w:proofErr w:type="spellEnd"/>
+      <w:r>
+        <w:t xml:space="preserve">“ </w:t>
+      </w:r>
+      <w:proofErr w:type="spellStart"/>
+      <w:r>
+        <w:t>към</w:t>
+      </w:r>
+      <w:proofErr w:type="spellEnd"/>
+      <w:proofErr w:type="gramEnd"/>
+      <w:r>
+        <w:t xml:space="preserve"> </w:t>
+      </w:r>
+      <w:proofErr w:type="spellStart"/>
+      <w:r>
+        <w:t>пластмасата</w:t>
+      </w:r>
+      <w:proofErr w:type="spellEnd"/>
+      <w:r>
+        <w:t xml:space="preserve"> </w:t>
+      </w:r>
+      <w:proofErr w:type="spellStart"/>
+      <w:r>
+        <w:t>само</w:t>
+      </w:r>
+      <w:proofErr w:type="spellEnd"/>
+      <w:r>
+        <w:t xml:space="preserve"> </w:t>
+      </w:r>
+      <w:proofErr w:type="spellStart"/>
+      <w:r>
+        <w:t>за</w:t>
+      </w:r>
+      <w:proofErr w:type="spellEnd"/>
+      <w:r>
+        <w:t xml:space="preserve"> </w:t>
+      </w:r>
+      <w:proofErr w:type="spellStart"/>
+      <w:r>
+        <w:t>няколко</w:t>
+      </w:r>
+      <w:proofErr w:type="spellEnd"/>
+      <w:r>
+        <w:t xml:space="preserve"> </w:t>
+      </w:r>
+      <w:proofErr w:type="spellStart"/>
+      <w:r>
+        <w:t>десетилетия</w:t>
+      </w:r>
+      <w:proofErr w:type="spellEnd"/>
+      <w:r>
+        <w:t>.</w:t>
+      </w:r>
+    </w:p>
+    <w:p>
+      <w:pPr>
+        <w:pStyle w:val="ListParagraph"/>
+        <w:numPr>
+          <w:ilvl w:val="0"/>
+          <w:numId w:val="4"/>
+        </w:numPr>
+      </w:pPr>
+      <w:r>
+        <w:rPr>
+          <w:b/>
+          <w:bCs/>
+        </w:rPr>
+        <w:t xml:space="preserve">КУТИЯ 4: </w:t>
+      </w:r>
+      <w:proofErr w:type="spellStart"/>
+      <w:r>
+        <w:rPr>
+          <w:b/>
+          <w:bCs/>
+        </w:rPr>
+        <w:t>Защо</w:t>
+      </w:r>
+      <w:proofErr w:type="spellEnd"/>
+      <w:r>
+        <w:rPr>
+          <w:b/>
+          <w:bCs/>
+        </w:rPr>
+        <w:t xml:space="preserve"> е </w:t>
+      </w:r>
+      <w:proofErr w:type="spellStart"/>
+      <w:r>
+        <w:rPr>
+          <w:b/>
+          <w:bCs/>
+        </w:rPr>
+        <w:t>важна</w:t>
+      </w:r>
+      <w:proofErr w:type="spellEnd"/>
+      <w:r>
+        <w:rPr>
+          <w:b/>
+          <w:bCs/>
+        </w:rPr>
+        <w:t>?</w:t>
+      </w:r>
+    </w:p>
+    <w:p>
+      <w:pPr>
+        <w:ind w:left="360"/>
+        <w:rPr>
+          <w:lang w:val="bg-BG"/>
+        </w:rPr>
+      </w:pPr>
+      <w:proofErr w:type="spellStart"/>
+      <w:r>
+        <w:t>Ideonella</w:t>
+      </w:r>
+      <w:proofErr w:type="spellEnd"/>
+      <w:r>
+        <w:t xml:space="preserve"> </w:t>
+      </w:r>
+      <w:proofErr w:type="spellStart"/>
+      <w:r>
+        <w:t>sakaiensis</w:t>
+      </w:r>
+      <w:proofErr w:type="spellEnd"/>
+      <w:r>
+        <w:t xml:space="preserve"> </w:t>
+      </w:r>
+      <w:proofErr w:type="spellStart"/>
+      <w:r>
+        <w:t>дава</w:t>
+      </w:r>
+      <w:proofErr w:type="spellEnd"/>
+      <w:r>
+        <w:t xml:space="preserve"> </w:t>
+      </w:r>
+      <w:proofErr w:type="spellStart"/>
+      <w:r>
+        <w:t>надежда</w:t>
+      </w:r>
+      <w:proofErr w:type="spellEnd"/>
+      <w:r>
+        <w:t xml:space="preserve"> </w:t>
+      </w:r>
+      <w:proofErr w:type="spellStart"/>
+      <w:r>
+        <w:t>за</w:t>
+      </w:r>
+      <w:proofErr w:type="spellEnd"/>
+      <w:r>
+        <w:t xml:space="preserve"> </w:t>
+      </w:r>
+      <w:proofErr w:type="spellStart"/>
+      <w:r>
+        <w:t>бъдещо</w:t>
+      </w:r>
+      <w:proofErr w:type="spellEnd"/>
+      <w:r>
+        <w:t xml:space="preserve"> </w:t>
+      </w:r>
+      <w:proofErr w:type="spellStart"/>
+      <w:r>
+        <w:t>биологично</w:t>
+      </w:r>
+      <w:proofErr w:type="spellEnd"/>
+      <w:r>
+        <w:t xml:space="preserve"> </w:t>
+      </w:r>
+      <w:proofErr w:type="spellStart"/>
+      <w:r>
+        <w:t>рециклиране</w:t>
+      </w:r>
+      <w:proofErr w:type="spellEnd"/>
+      <w:r>
+        <w:t xml:space="preserve"> на </w:t>
+      </w:r>
+      <w:proofErr w:type="spellStart"/>
+      <w:r>
+        <w:t>пластмаса</w:t>
+      </w:r>
+      <w:proofErr w:type="spellEnd"/>
+      <w:r>
+        <w:t xml:space="preserve"> и </w:t>
+      </w:r>
+      <w:proofErr w:type="spellStart"/>
+      <w:r>
+        <w:t>намаляване</w:t>
+      </w:r>
+      <w:proofErr w:type="spellEnd"/>
+      <w:r>
+        <w:t xml:space="preserve"> на </w:t>
+      </w:r>
+      <w:proofErr w:type="spellStart"/>
+      <w:r>
+        <w:t>замърсяването</w:t>
+      </w:r>
+      <w:proofErr w:type="spellEnd"/>
+      <w:r>
+        <w:t xml:space="preserve"> в </w:t>
+      </w:r>
+      <w:proofErr w:type="spellStart"/>
+      <w:r>
+        <w:t>природата</w:t>
+      </w:r>
+      <w:proofErr w:type="spellEnd"/>
+      <w:r>
+        <w:t>.</w:t>
+      </w:r>
+    </w:p>
+    <w:p>
+      <w:pPr>
+        <w:pStyle w:val="ListParagraph"/>
+        <w:numPr>
+          <w:ilvl w:val="0"/>
+          <w:numId w:val="4"/>
+        </w:numPr>
+      </w:pPr>
+      <w:r>
+        <w:rPr>
+          <w:b/>
+          <w:bCs/>
+        </w:rPr>
+        <w:t xml:space="preserve">КУТИЯ 5: </w:t>
+      </w:r>
+      <w:proofErr w:type="spellStart"/>
+      <w:r>
+        <w:rPr>
+          <w:b/>
+          <w:bCs/>
+        </w:rPr>
+        <w:t>Ограничения</w:t>
+      </w:r>
+      <w:proofErr w:type="spellEnd"/>
+    </w:p>
+    <w:p>
+      <w:pPr>
+        <w:ind w:left="360"/>
+        <w:rPr>
+          <w:lang w:val="bg-BG"/>
+        </w:rPr>
+      </w:pPr>
+      <w:r>
+        <w:t xml:space="preserve"> </w:t>
+      </w:r>
+      <w:proofErr w:type="spellStart"/>
+      <w:r>
+        <w:t>Бактерията</w:t>
+      </w:r>
+      <w:proofErr w:type="spellEnd"/>
+      <w:r>
+        <w:t xml:space="preserve"> </w:t>
+      </w:r>
+      <w:proofErr w:type="spellStart"/>
+      <w:r>
+        <w:t>работи</w:t>
+      </w:r>
+      <w:proofErr w:type="spellEnd"/>
+      <w:r>
+        <w:t xml:space="preserve"> </w:t>
+      </w:r>
+      <w:proofErr w:type="spellStart"/>
+      <w:r>
+        <w:t>бавно</w:t>
+      </w:r>
+      <w:proofErr w:type="spellEnd"/>
+      <w:r>
+        <w:t xml:space="preserve"> и </w:t>
+      </w:r>
+      <w:proofErr w:type="spellStart"/>
+      <w:r>
+        <w:t>разгражда</w:t>
+      </w:r>
+      <w:proofErr w:type="spellEnd"/>
+      <w:r>
+        <w:t xml:space="preserve"> </w:t>
+      </w:r>
+      <w:proofErr w:type="spellStart"/>
+      <w:r>
+        <w:t>само</w:t>
+      </w:r>
+      <w:proofErr w:type="spellEnd"/>
+      <w:r>
+        <w:t xml:space="preserve"> </w:t>
+      </w:r>
+      <w:proofErr w:type="spellStart"/>
+      <w:r>
+        <w:t>определен</w:t>
+      </w:r>
+      <w:proofErr w:type="spellEnd"/>
+      <w:r>
+        <w:t xml:space="preserve"> </w:t>
+      </w:r>
+      <w:proofErr w:type="spellStart"/>
+      <w:r>
+        <w:t>вид</w:t>
+      </w:r>
+      <w:proofErr w:type="spellEnd"/>
+      <w:r>
+        <w:t xml:space="preserve"> </w:t>
+      </w:r>
+      <w:proofErr w:type="spellStart"/>
+      <w:r>
+        <w:t>пластмаса</w:t>
+      </w:r>
+      <w:proofErr w:type="spellEnd"/>
+      <w:r>
+        <w:t xml:space="preserve"> (PET), </w:t>
+      </w:r>
+      <w:proofErr w:type="spellStart"/>
+      <w:r>
+        <w:t>затова</w:t>
+      </w:r>
+      <w:proofErr w:type="spellEnd"/>
+      <w:r>
+        <w:t xml:space="preserve"> </w:t>
+      </w:r>
+      <w:proofErr w:type="spellStart"/>
+      <w:r>
+        <w:t>не</w:t>
+      </w:r>
+      <w:proofErr w:type="spellEnd"/>
+      <w:r>
+        <w:t xml:space="preserve"> </w:t>
+      </w:r>
+      <w:proofErr w:type="spellStart"/>
+      <w:r>
+        <w:t>може</w:t>
+      </w:r>
+      <w:proofErr w:type="spellEnd"/>
+      <w:r>
+        <w:t xml:space="preserve"> </w:t>
+      </w:r>
+      <w:proofErr w:type="spellStart"/>
+      <w:r>
+        <w:t>сама</w:t>
+      </w:r>
+      <w:proofErr w:type="spellEnd"/>
+      <w:r>
+        <w:t xml:space="preserve"> </w:t>
+      </w:r>
+      <w:proofErr w:type="spellStart"/>
+      <w:r>
+        <w:t>да</w:t>
+      </w:r>
+      <w:proofErr w:type="spellEnd"/>
+      <w:r>
+        <w:t xml:space="preserve"> </w:t>
+      </w:r>
+      <w:proofErr w:type="spellStart"/>
+      <w:r>
+        <w:t>реши</w:t>
+      </w:r>
+      <w:proofErr w:type="spellEnd"/>
+      <w:r>
+        <w:t xml:space="preserve"> </w:t>
+      </w:r>
+      <w:proofErr w:type="spellStart"/>
+      <w:r>
+        <w:t>проблема</w:t>
+      </w:r>
+      <w:proofErr w:type="spellEnd"/>
+      <w:r>
+        <w:t xml:space="preserve"> с </w:t>
+      </w:r>
+      <w:proofErr w:type="spellStart"/>
+      <w:r>
+        <w:t>пластмасовото</w:t>
+      </w:r>
+      <w:proofErr w:type="spellEnd"/>
+      <w:r>
+        <w:t xml:space="preserve"> </w:t>
+      </w:r>
+      <w:proofErr w:type="spellStart"/>
+      <w:r>
+        <w:t>замърсяване</w:t>
+      </w:r>
+      <w:proofErr w:type="spellEnd"/>
+      <w:r>
+        <w:t>.</w:t>
+      </w:r>
+    </w:p>
+    <w:p>
+      <w:pPr>
+        <w:ind w:left="360"/>
+        <w:rPr>
+          <w:lang w:val="bg-BG"/>
+        </w:rPr>
+      </w:pPr>
+      <w:r>
+        <w:rPr>
+          <w:noProof/>
+        </w:rPr>
+        <w:drawing>
+          <wp:inline distT="0" distB="0" distL="0" distR="0" wp14:anchorId="70109315" wp14:editId="0DE239F8">
+            <wp:extent cx="2970883" cy="4456176"/>
+            <wp:effectExtent l="0" t="0" r="1270" b="1905"/>
+            <wp:docPr id="159414115" name="Picture 1"/>
+            <wp:cNvGraphicFramePr>
+              <a:graphicFrameLocks xmlns:a="http://schemas.openxmlformats.org/drawingml/2006/main" noChangeAspect="1"/>
+            </wp:cNvGraphicFramePr>
+            <a:graphic xmlns:a="http://schemas.openxmlformats.org/drawingml/2006/main">
+              <a:graphicData uri="http://schemas.openxmlformats.org/drawingml/2006/picture">
+                <pic:pic xmlns:pic="http://schemas.openxmlformats.org/drawingml/2006/picture">
+                  <pic:nvPicPr>
+                    <pic:cNvPr id="0" name="Picture 61"/>
+                    <pic:cNvPicPr>
+                      <a:picLocks noChangeAspect="1" noChangeArrowheads="1"/>
+                    </pic:cNvPicPr>
+                  </pic:nvPicPr>
+                  <pic:blipFill>
+                    <a:blip r:embed="rId6" cstate="print">
+                      <a:extLst>
+                        <a:ext uri="{28A0092B-C50C-407E-A947-70E740481C1C}">
+                          <a14:useLocalDpi xmlns:a14="http://schemas.microsoft.com/office/drawing/2010/main" val="0"/>
+                        </a:ext>
+                      </a:extLst>
+                    </a:blip>
+                    <a:srcRect/>
+                    <a:stretch>
+                      <a:fillRect/>
+                    </a:stretch>
+                  </pic:blipFill>
+                  <pic:spPr bwMode="auto">
+                    <a:xfrm>
+                      <a:off x="0" y="0"/>
+                      <a:ext cx="2987165" cy="4480598"/>
+                    </a:xfrm>
+                    <a:prstGeom prst="rect">
+                      <a:avLst/>
+                    </a:prstGeom>
+                    <a:noFill/>
+                    <a:ln>
+                      <a:noFill/>
+                    </a:ln>
+                  </pic:spPr>
+                </pic:pic>
+              </a:graphicData>
+            </a:graphic>
+          </wp:inline>
+        </w:drawing>
+      </w:r>
+    </w:p>
+    <w:p>
+      <w:pPr>
+        <w:rPr>
+          <w:b/>
+          <w:bCs/>
+          <w:lang w:val="bg-BG"/>
+        </w:rPr>
+      </w:pPr>
+    </w:p>
+    <w:p>
+      <w:pPr>
+        <w:rPr>
+          <w:b/>
+          <w:bCs/>
+          <w:lang w:val="bg-BG"/>
+        </w:rPr>
+      </w:pPr>
+      <w:r>
+        <w:rPr>
+          <w:b/>
+          <w:bCs/>
+          <w:lang w:val="bg-BG"/>
+        </w:rPr>
+        <w:lastRenderedPageBreak/>
+        <w:t>Стилян</w:t>
+      </w:r>
+    </w:p>
+    <w:p>
+      <w:r>
+        <w:rPr>
+          <w:b/>
+          <w:bCs/>
+          <w:lang w:val="bg-BG"/>
+        </w:rPr>
+        <w:t xml:space="preserve">СЛОГАН: </w:t>
+      </w:r>
+      <w:r>
+        <w:rPr>
+          <w:lang w:val="bg-BG"/>
+        </w:rPr>
+        <w:t>НЕВИДИМАТА ЦЕНА НА МОДАТА</w:t>
+      </w:r>
+      <w:r>
+        <w:rPr>
+          <w:lang w:val="bg-BG"/>
+        </w:rPr>
+        <w:t>.</w:t>
+      </w:r>
+    </w:p>
+    <w:p>
+      <w:pPr>
+        <w:rPr>
+          <w:lang w:val="bg-BG"/>
+        </w:rPr>
+      </w:pPr>
+      <w:r>
+        <w:rPr>
+          <w:lang w:val="bg-BG"/>
+        </w:rPr>
+        <w:t>Знаеш ли, че:</w:t>
+      </w:r>
+    </w:p>
+    <w:p>
+      <w:pPr>
+        <w:pStyle w:val="ListParagraph"/>
+        <w:numPr>
+          <w:ilvl w:val="0"/>
+          <w:numId w:val="4"/>
+        </w:numPr>
+        <w:rPr>
+          <w:b/>
+          <w:bCs/>
+          <w:lang w:val="bg-BG"/>
+        </w:rPr>
+      </w:pPr>
+      <w:r>
+        <w:rPr>
+          <w:b/>
+          <w:bCs/>
+          <w:lang w:val="bg-BG"/>
+        </w:rPr>
+        <w:t>За производство на 1 тениска са нужни около 2700 литра вода</w:t>
+      </w:r>
+      <w:r>
+        <w:rPr>
+          <w:b/>
+          <w:bCs/>
+          <w:lang w:val="bg-BG"/>
+        </w:rPr>
+        <w:t xml:space="preserve">. </w:t>
+      </w:r>
+      <w:r>
+        <w:rPr>
+          <w:lang w:val="bg-BG"/>
+        </w:rPr>
+        <w:t>Колкото човек пие за 2–3 години.</w:t>
+      </w:r>
+    </w:p>
+    <w:p>
+      <w:pPr>
+        <w:pStyle w:val="ListParagraph"/>
+        <w:numPr>
+          <w:ilvl w:val="0"/>
+          <w:numId w:val="4"/>
+        </w:numPr>
+        <w:rPr>
+          <w:b/>
+          <w:bCs/>
+          <w:lang w:val="bg-BG"/>
+        </w:rPr>
+      </w:pPr>
+      <w:r>
+        <w:rPr>
+          <w:b/>
+          <w:bCs/>
+          <w:lang w:val="bg-BG"/>
+        </w:rPr>
+        <w:t>1 чифт дънки → около 2000 галона (~7500 литра) вода</w:t>
+      </w:r>
+    </w:p>
+    <w:p>
+      <w:pPr>
+        <w:rPr>
+          <w:b/>
+          <w:bCs/>
+          <w:lang w:val="bg-BG"/>
+        </w:rPr>
+      </w:pPr>
+      <w:r>
+        <w:rPr>
+          <w:b/>
+          <w:bCs/>
+          <w:lang w:val="bg-BG"/>
+        </w:rPr>
+        <w:t>Как</w:t>
+      </w:r>
+      <w:r>
+        <w:rPr>
+          <w:b/>
+          <w:bCs/>
+          <w:lang w:val="bg-BG"/>
+        </w:rPr>
+        <w:t xml:space="preserve"> влияе </w:t>
+      </w:r>
+      <w:r>
+        <w:rPr>
+          <w:b/>
+          <w:bCs/>
+          <w:lang w:val="bg-BG"/>
+        </w:rPr>
+        <w:t>това</w:t>
+      </w:r>
+      <w:r>
+        <w:rPr>
+          <w:b/>
+          <w:bCs/>
+          <w:lang w:val="bg-BG"/>
+        </w:rPr>
+        <w:t xml:space="preserve"> </w:t>
+      </w:r>
+      <w:r>
+        <w:rPr>
+          <w:b/>
+          <w:bCs/>
+          <w:lang w:val="bg-BG"/>
+        </w:rPr>
+        <w:t>върху вод</w:t>
+      </w:r>
+      <w:r>
+        <w:rPr>
+          <w:b/>
+          <w:bCs/>
+          <w:lang w:val="bg-BG"/>
+        </w:rPr>
+        <w:t>ните ресурси</w:t>
+      </w:r>
+      <w:r>
+        <w:rPr>
+          <w:b/>
+          <w:bCs/>
+          <w:lang w:val="bg-BG"/>
+        </w:rPr>
+        <w:t>?</w:t>
+      </w:r>
+      <w:r>
+        <w:rPr>
+          <w:b/>
+          <w:bCs/>
+          <w:lang w:val="bg-BG"/>
+        </w:rPr>
+        <w:t xml:space="preserve"> </w:t>
+      </w:r>
+      <w:r>
+        <w:rPr>
+          <w:lang w:val="bg-BG"/>
+        </w:rPr>
+        <w:t>Всяка година</w:t>
+      </w:r>
+      <w:r>
+        <w:rPr>
+          <w:lang w:val="bg-BG"/>
+        </w:rPr>
+        <w:t xml:space="preserve"> </w:t>
+      </w:r>
+      <w:r>
+        <w:rPr>
+          <w:lang w:val="bg-BG"/>
+        </w:rPr>
+        <w:t>и</w:t>
+      </w:r>
+      <w:r>
+        <w:rPr>
+          <w:lang w:val="bg-BG"/>
+        </w:rPr>
+        <w:t xml:space="preserve">ндустрията на модата </w:t>
+      </w:r>
+      <w:r>
+        <w:rPr>
+          <w:lang w:val="bg-BG"/>
+        </w:rPr>
+        <w:t>:</w:t>
+      </w:r>
+    </w:p>
+    <w:p>
+      <w:pPr>
+        <w:pStyle w:val="ListParagraph"/>
+        <w:numPr>
+          <w:ilvl w:val="0"/>
+          <w:numId w:val="4"/>
+        </w:numPr>
+        <w:rPr>
+          <w:lang w:val="bg-BG"/>
+        </w:rPr>
+      </w:pPr>
+      <w:r>
+        <w:rPr>
+          <w:lang w:val="bg-BG"/>
+        </w:rPr>
+        <w:t>И</w:t>
+      </w:r>
+      <w:r>
+        <w:rPr>
+          <w:lang w:val="bg-BG"/>
+        </w:rPr>
+        <w:t xml:space="preserve">зползва около </w:t>
+      </w:r>
+      <w:r>
+        <w:rPr>
+          <w:b/>
+          <w:bCs/>
+          <w:lang w:val="bg-BG"/>
+        </w:rPr>
+        <w:t xml:space="preserve">1.5 трилиона литра вода </w:t>
+      </w:r>
+      <w:r>
+        <w:rPr>
+          <w:b/>
+          <w:bCs/>
+          <w:lang w:val="bg-BG"/>
+        </w:rPr>
+        <w:t>за производството на дрехи</w:t>
+      </w:r>
+    </w:p>
+    <w:p>
+      <w:pPr>
+        <w:pStyle w:val="ListParagraph"/>
+        <w:numPr>
+          <w:ilvl w:val="0"/>
+          <w:numId w:val="4"/>
+        </w:numPr>
+        <w:rPr>
+          <w:lang w:val="bg-BG"/>
+        </w:rPr>
+      </w:pPr>
+      <w:r>
+        <w:rPr>
+          <w:lang w:val="bg-BG"/>
+        </w:rPr>
+        <w:t>З</w:t>
+      </w:r>
+      <w:r>
+        <w:rPr>
+          <w:lang w:val="bg-BG"/>
+        </w:rPr>
+        <w:t xml:space="preserve">емеделието използва </w:t>
+      </w:r>
+      <w:r>
+        <w:rPr>
+          <w:b/>
+          <w:bCs/>
+          <w:lang w:val="bg-BG"/>
+        </w:rPr>
+        <w:t>7 квадрилиона литра вода</w:t>
+      </w:r>
+      <w:r>
+        <w:rPr>
+          <w:lang w:val="bg-BG"/>
+        </w:rPr>
+        <w:t xml:space="preserve"> за </w:t>
+      </w:r>
+      <w:r>
+        <w:rPr>
+          <w:lang w:val="bg-BG"/>
+        </w:rPr>
+        <w:t xml:space="preserve">производството на </w:t>
+      </w:r>
+      <w:r>
+        <w:rPr>
+          <w:lang w:val="bg-BG"/>
+        </w:rPr>
+        <w:t>памук</w:t>
+      </w:r>
+    </w:p>
+    <w:p>
+      <w:pPr>
+        <w:pStyle w:val="ListParagraph"/>
+        <w:numPr>
+          <w:ilvl w:val="0"/>
+          <w:numId w:val="4"/>
+        </w:numPr>
+        <w:rPr>
+          <w:lang w:val="bg-BG"/>
+        </w:rPr>
+      </w:pPr>
+      <w:r>
+        <w:rPr>
+          <w:lang w:val="bg-BG"/>
+        </w:rPr>
+        <w:t>П</w:t>
+      </w:r>
+      <w:r>
+        <w:rPr>
+          <w:lang w:val="bg-BG"/>
+        </w:rPr>
+        <w:t>роизвежда</w:t>
+      </w:r>
+      <w:r>
+        <w:rPr>
+          <w:lang w:val="bg-BG"/>
+        </w:rPr>
+        <w:t xml:space="preserve"> </w:t>
+      </w:r>
+      <w:r>
+        <w:rPr>
+          <w:lang w:val="bg-BG"/>
+        </w:rPr>
+        <w:t>над 100 милиарда дрехи</w:t>
+      </w:r>
+    </w:p>
+    <w:p>
+      <w:pPr>
+        <w:rPr>
+          <w:b/>
+          <w:bCs/>
+          <w:lang w:val="bg-BG"/>
+        </w:rPr>
+      </w:pPr>
+      <w:r>
+        <w:rPr>
+          <w:b/>
+          <w:bCs/>
+          <w:lang w:val="bg-BG"/>
+        </w:rPr>
+        <w:t>Замърсяване</w:t>
+      </w:r>
+      <w:r>
+        <w:rPr>
+          <w:b/>
+          <w:bCs/>
+          <w:lang w:val="bg-BG"/>
+        </w:rPr>
+        <w:t xml:space="preserve"> и отпадъци</w:t>
+      </w:r>
+    </w:p>
+    <w:p>
+      <w:pPr>
+        <w:pStyle w:val="ListParagraph"/>
+        <w:numPr>
+          <w:ilvl w:val="0"/>
+          <w:numId w:val="4"/>
+        </w:numPr>
+        <w:rPr>
+          <w:b/>
+          <w:bCs/>
+          <w:lang w:val="bg-BG"/>
+        </w:rPr>
+      </w:pPr>
+      <w:r>
+        <w:rPr>
+          <w:lang w:val="bg-BG"/>
+        </w:rPr>
+        <w:t>Модната индустрия е</w:t>
+      </w:r>
+      <w:r>
+        <w:rPr>
+          <w:lang w:val="bg-BG"/>
+        </w:rPr>
+        <w:t xml:space="preserve"> </w:t>
+      </w:r>
+      <w:r>
+        <w:rPr>
+          <w:b/>
+          <w:bCs/>
+          <w:lang w:val="bg-BG"/>
+        </w:rPr>
+        <w:t>2-рият най-замърсяващ сектор в света (след петрола)</w:t>
+      </w:r>
+    </w:p>
+    <w:p>
+      <w:pPr>
+        <w:pStyle w:val="ListParagraph"/>
+        <w:numPr>
+          <w:ilvl w:val="0"/>
+          <w:numId w:val="4"/>
+        </w:numPr>
+        <w:rPr>
+          <w:lang w:val="bg-BG"/>
+        </w:rPr>
+      </w:pPr>
+      <w:r>
+        <w:rPr>
+          <w:lang w:val="bg-BG"/>
+        </w:rPr>
+        <w:t xml:space="preserve"> </w:t>
+      </w:r>
+      <w:r>
+        <w:rPr>
+          <w:lang w:val="bg-BG"/>
+        </w:rPr>
+        <w:t>Генерира</w:t>
+      </w:r>
+      <w:r>
+        <w:rPr>
+          <w:lang w:val="bg-BG"/>
+        </w:rPr>
+        <w:t xml:space="preserve"> </w:t>
+      </w:r>
+      <w:r>
+        <w:rPr>
+          <w:b/>
+          <w:bCs/>
+          <w:lang w:val="bg-BG"/>
+        </w:rPr>
+        <w:t>2.1 милиарда тона CO₂ годишно</w:t>
+      </w:r>
+      <w:r>
+        <w:rPr>
+          <w:lang w:val="bg-BG"/>
+        </w:rPr>
+        <w:t xml:space="preserve"> (~4% от глобалните емисии)</w:t>
+      </w:r>
+    </w:p>
+    <w:p>
+      <w:pPr>
+        <w:pStyle w:val="ListParagraph"/>
+        <w:numPr>
+          <w:ilvl w:val="0"/>
+          <w:numId w:val="6"/>
+        </w:numPr>
+        <w:rPr>
+          <w:b/>
+          <w:bCs/>
+          <w:lang w:val="bg-BG"/>
+        </w:rPr>
+      </w:pPr>
+      <w:r>
+        <w:rPr>
+          <w:b/>
+          <w:bCs/>
+          <w:lang w:val="bg-BG"/>
+        </w:rPr>
+        <w:t>92 милиона тона</w:t>
+      </w:r>
+      <w:r>
+        <w:rPr>
+          <w:b/>
+          <w:bCs/>
+          <w:lang w:val="bg-BG"/>
+        </w:rPr>
+        <w:t xml:space="preserve"> текстилни отпадъци </w:t>
+      </w:r>
+      <w:r>
+        <w:rPr>
+          <w:b/>
+          <w:bCs/>
+          <w:lang w:val="bg-BG"/>
+        </w:rPr>
+        <w:t xml:space="preserve"> годишно</w:t>
+      </w:r>
+    </w:p>
+    <w:p>
+      <w:pPr>
+        <w:pStyle w:val="ListParagraph"/>
+        <w:numPr>
+          <w:ilvl w:val="0"/>
+          <w:numId w:val="6"/>
+        </w:numPr>
+        <w:rPr>
+          <w:b/>
+          <w:bCs/>
+          <w:lang w:val="bg-BG"/>
+        </w:rPr>
+      </w:pPr>
+      <w:r>
+        <w:rPr>
+          <w:b/>
+          <w:bCs/>
+          <w:lang w:val="bg-BG"/>
+        </w:rPr>
+        <w:t>87% от дрехите отиват на сметища</w:t>
+      </w:r>
+    </w:p>
+    <w:p>
+      <w:pPr>
+        <w:pStyle w:val="ListParagraph"/>
+        <w:numPr>
+          <w:ilvl w:val="0"/>
+          <w:numId w:val="6"/>
+        </w:numPr>
+        <w:rPr>
+          <w:b/>
+          <w:bCs/>
+          <w:lang w:val="bg-BG"/>
+        </w:rPr>
+      </w:pPr>
+      <w:r>
+        <w:rPr>
+          <w:b/>
+          <w:bCs/>
+          <w:lang w:val="bg-BG"/>
+        </w:rPr>
+        <w:t>Само 1% се рециклират в нови дрехи</w:t>
+      </w:r>
+    </w:p>
+    <w:p>
+      <w:pPr>
+        <w:rPr>
+          <w:b/>
+          <w:bCs/>
+          <w:lang w:val="bg-BG"/>
+        </w:rPr>
+      </w:pPr>
+      <w:r>
+        <w:rPr>
+          <w:b/>
+          <w:bCs/>
+          <w:lang w:val="bg-BG"/>
+        </w:rPr>
+        <w:t>Пластмаса и океани</w:t>
+      </w:r>
+    </w:p>
+    <w:p>
+      <w:pPr>
+        <w:pStyle w:val="ListParagraph"/>
+        <w:numPr>
+          <w:ilvl w:val="0"/>
+          <w:numId w:val="4"/>
+        </w:numPr>
+        <w:rPr>
+          <w:b/>
+          <w:bCs/>
+          <w:lang w:val="bg-BG"/>
+        </w:rPr>
+      </w:pPr>
+      <w:r>
+        <w:rPr>
+          <w:lang w:val="bg-BG"/>
+        </w:rPr>
+        <w:t>35% от микропластмасата в океаните идва от дрехи</w:t>
+      </w:r>
+    </w:p>
+    <w:p>
+      <w:pPr>
+        <w:pStyle w:val="ListParagraph"/>
+        <w:numPr>
+          <w:ilvl w:val="0"/>
+          <w:numId w:val="4"/>
+        </w:numPr>
+        <w:rPr>
+          <w:lang w:val="bg-BG"/>
+        </w:rPr>
+      </w:pPr>
+      <w:r>
+        <w:rPr>
+          <w:lang w:val="bg-BG"/>
+        </w:rPr>
+        <w:t>Синтетични материи (като полиестер):</w:t>
+      </w:r>
+    </w:p>
+    <w:p>
+      <w:pPr>
+        <w:pStyle w:val="ListParagraph"/>
+        <w:numPr>
+          <w:ilvl w:val="0"/>
+          <w:numId w:val="7"/>
+        </w:numPr>
+        <w:rPr>
+          <w:lang w:val="bg-BG"/>
+        </w:rPr>
+      </w:pPr>
+      <w:r>
+        <w:rPr>
+          <w:lang w:val="bg-BG"/>
+        </w:rPr>
+        <w:t xml:space="preserve">произвеждат се от нефт </w:t>
+      </w:r>
+    </w:p>
+    <w:p>
+      <w:pPr>
+        <w:pStyle w:val="ListParagraph"/>
+        <w:numPr>
+          <w:ilvl w:val="0"/>
+          <w:numId w:val="7"/>
+        </w:numPr>
+        <w:rPr>
+          <w:lang w:val="bg-BG"/>
+        </w:rPr>
+      </w:pPr>
+      <w:r>
+        <w:rPr>
+          <w:lang w:val="bg-BG"/>
+        </w:rPr>
+        <w:t>разграждат се за над 200 години</w:t>
+      </w:r>
+    </w:p>
+    <w:p>
+      <w:pPr>
+        <w:rPr>
+          <w:b/>
+          <w:bCs/>
+          <w:lang w:val="bg-BG"/>
+        </w:rPr>
+      </w:pPr>
+      <w:r>
+        <w:rPr>
+          <w:b/>
+          <w:bCs/>
+          <w:lang w:val="bg-BG"/>
+        </w:rPr>
+        <w:t>Културата на „купувай и изхвърляй“</w:t>
+      </w:r>
+    </w:p>
+    <w:p>
+      <w:pPr>
+        <w:pStyle w:val="ListParagraph"/>
+        <w:numPr>
+          <w:ilvl w:val="0"/>
+          <w:numId w:val="6"/>
+        </w:numPr>
+        <w:rPr>
+          <w:b/>
+          <w:bCs/>
+          <w:lang w:val="bg-BG"/>
+        </w:rPr>
+      </w:pPr>
+      <w:r>
+        <w:rPr>
+          <w:b/>
+          <w:bCs/>
+          <w:lang w:val="bg-BG"/>
+        </w:rPr>
+        <w:t>Живеем в изключително динамични времена, в които модата се променя почти всеки ден, най-вече под влиянието на социалните мрежи. Това ни кара постоянно да търсим нови дрехи, често без да се замисляме колко бързо ги заменяме и каква е реалната им цена за природата.</w:t>
+      </w:r>
+    </w:p>
+    <w:p>
+      <w:pPr>
+        <w:rPr>
+          <w:lang w:val="bg-BG"/>
+        </w:rPr>
+      </w:pPr>
+      <w:r>
+        <w:rPr>
+          <w:b/>
+          <w:bCs/>
+          <w:lang w:val="bg-BG"/>
+        </w:rPr>
+        <w:t xml:space="preserve">Решения </w:t>
+      </w:r>
+      <w:r>
+        <w:rPr>
+          <w:lang w:val="bg-BG"/>
+        </w:rPr>
+        <w:t>Купувай по-малко</w:t>
+      </w:r>
+    </w:p>
+    <w:p>
+      <w:pPr>
+        <w:pStyle w:val="ListParagraph"/>
+        <w:numPr>
+          <w:ilvl w:val="0"/>
+          <w:numId w:val="8"/>
+        </w:numPr>
+        <w:rPr>
+          <w:lang w:val="bg-BG"/>
+        </w:rPr>
+      </w:pPr>
+      <w:r>
+        <w:rPr>
+          <w:lang w:val="bg-BG"/>
+        </w:rPr>
+        <w:t>Избирай устойчиви и качествени дрехи</w:t>
+      </w:r>
+    </w:p>
+    <w:p>
+      <w:pPr>
+        <w:pStyle w:val="ListParagraph"/>
+        <w:numPr>
+          <w:ilvl w:val="0"/>
+          <w:numId w:val="8"/>
+        </w:numPr>
+        <w:rPr>
+          <w:lang w:val="bg-BG"/>
+        </w:rPr>
+      </w:pPr>
+      <w:r>
+        <w:rPr>
+          <w:lang w:val="bg-BG"/>
+        </w:rPr>
+        <w:t>Поправяй, дарявай или рециклирай</w:t>
+      </w:r>
+    </w:p>
+    <w:p>
+      <w:pPr>
+        <w:pStyle w:val="ListParagraph"/>
+        <w:numPr>
+          <w:ilvl w:val="0"/>
+          <w:numId w:val="8"/>
+        </w:numPr>
+        <w:rPr>
+          <w:lang w:val="bg-BG"/>
+        </w:rPr>
+      </w:pPr>
+      <w:r>
+        <w:rPr>
+          <w:lang w:val="bg-BG"/>
+        </w:rPr>
+        <w:t>Купувай second-hand</w:t>
+      </w:r>
+    </w:p>
+    <w:p>
+      <w:pPr>
+        <w:pStyle w:val="ListParagraph"/>
+        <w:numPr>
+          <w:ilvl w:val="0"/>
+          <w:numId w:val="8"/>
+        </w:numPr>
+        <w:rPr>
+          <w:lang w:val="bg-BG"/>
+        </w:rPr>
+      </w:pPr>
+      <w:r>
+        <w:rPr>
+          <w:lang w:val="bg-BG"/>
+        </w:rPr>
+        <w:t>Подкрепяй малки и независими брандове</w:t>
+      </w:r>
+    </w:p>
+    <w:p>
+      <w:pPr>
+        <w:pStyle w:val="ListParagraph"/>
+        <w:numPr>
+          <w:ilvl w:val="0"/>
+          <w:numId w:val="8"/>
+        </w:numPr>
+        <w:rPr>
+          <w:lang w:val="bg-BG"/>
+        </w:rPr>
+      </w:pPr>
+      <w:r>
+        <w:rPr>
+          <w:lang w:val="bg-BG"/>
+        </w:rPr>
+        <w:t>Повишавай информираността</w:t>
+      </w:r>
+    </w:p>
+    <w:p>
+      <w:pPr>
+        <w:pStyle w:val="ListParagraph"/>
+        <w:numPr>
+          <w:ilvl w:val="0"/>
+          <w:numId w:val="4"/>
+        </w:numPr>
+        <w:rPr>
+          <w:lang w:val="bg-BG"/>
+        </w:rPr>
+      </w:pPr>
+      <w:r>
+        <w:rPr>
+          <w:noProof/>
+          <w:lang w:val="bg-BG"/>
+        </w:rPr>
+        <w:lastRenderedPageBreak/>
+        <w:drawing>
+          <wp:inline distT="0" distB="0" distL="0" distR="0" wp14:anchorId="6E59C8C9" wp14:editId="0B81A9CB">
+            <wp:extent cx="3737113" cy="5608949"/>
+            <wp:effectExtent l="0" t="0" r="0" b="0"/>
+            <wp:docPr id="631211394" name="Picture 4"/>
+            <wp:cNvGraphicFramePr>
+              <a:graphicFrameLocks xmlns:a="http://schemas.openxmlformats.org/drawingml/2006/main" noChangeAspect="1"/>
+            </wp:cNvGraphicFramePr>
+            <a:graphic xmlns:a="http://schemas.openxmlformats.org/drawingml/2006/main">
+              <a:graphicData uri="http://schemas.openxmlformats.org/drawingml/2006/picture">
+                <pic:pic xmlns:pic="http://schemas.openxmlformats.org/drawingml/2006/picture">
+                  <pic:nvPicPr>
+                    <pic:cNvPr id="0" name="Picture 4"/>
+                    <pic:cNvPicPr>
+                      <a:picLocks noChangeAspect="1" noChangeArrowheads="1"/>
+                    </pic:cNvPicPr>
+                  </pic:nvPicPr>
+                  <pic:blipFill>
+                    <a:blip r:embed="rId7" cstate="print">
+                      <a:extLst>
+                        <a:ext uri="{28A0092B-C50C-407E-A947-70E740481C1C}">
+                          <a14:useLocalDpi xmlns:a14="http://schemas.microsoft.com/office/drawing/2010/main" val="0"/>
+                        </a:ext>
+                      </a:extLst>
+                    </a:blip>
+                    <a:srcRect/>
+                    <a:stretch>
+                      <a:fillRect/>
+                    </a:stretch>
+                  </pic:blipFill>
+                  <pic:spPr bwMode="auto">
+                    <a:xfrm>
+                      <a:off x="0" y="0"/>
+                      <a:ext cx="3746576" cy="5623152"/>
+                    </a:xfrm>
+                    <a:prstGeom prst="rect">
+                      <a:avLst/>
+                    </a:prstGeom>
+                    <a:noFill/>
+                    <a:ln>
+                      <a:noFill/>
+                    </a:ln>
+                  </pic:spPr>
+                </pic:pic>
+              </a:graphicData>
+            </a:graphic>
+          </wp:inline>
+        </w:drawing>
+      </w:r>
+    </w:p>
+    <w:p>
+      <w:pPr>
+        <w:ind w:left="360"/>
+        <w:rPr>
+          <w:lang w:val="bg-BG"/>
+        </w:rPr>
+      </w:pPr>
+      <w:r>
+        <w:rPr>
+          <w:noProof/>
+          <w:lang w:val="bg-BG"/>
+        </w:rPr>
+        <w:drawing>
+          <wp:inline distT="0" distB="0" distL="0" distR="0" wp14:anchorId="3F0FFE6C" wp14:editId="746CBF4A">
+            <wp:extent cx="4007556" cy="4007556"/>
+            <wp:effectExtent l="0" t="0" r="0" b="0"/>
+            <wp:docPr id="1493701966" name="Picture 3"/>
+            <wp:cNvGraphicFramePr>
+              <a:graphicFrameLocks xmlns:a="http://schemas.openxmlformats.org/drawingml/2006/main" noChangeAspect="1"/>
+            </wp:cNvGraphicFramePr>
+            <a:graphic xmlns:a="http://schemas.openxmlformats.org/drawingml/2006/main">
+              <a:graphicData uri="http://schemas.openxmlformats.org/drawingml/2006/picture">
+                <pic:pic xmlns:pic="http://schemas.openxmlformats.org/drawingml/2006/picture">
+                  <pic:nvPicPr>
+                    <pic:cNvPr id="0" name="Picture 3"/>
+                    <pic:cNvPicPr>
+                      <a:picLocks noChangeAspect="1" noChangeArrowheads="1"/>
+                    </pic:cNvPicPr>
+                  </pic:nvPicPr>
+                  <pic:blipFill>
+                    <a:blip r:embed="rId8">
+                      <a:extLst>
+                        <a:ext uri="{28A0092B-C50C-407E-A947-70E740481C1C}">
+                          <a14:useLocalDpi xmlns:a14="http://schemas.microsoft.com/office/drawing/2010/main" val="0"/>
+                        </a:ext>
+                      </a:extLst>
+                    </a:blip>
+                    <a:srcRect/>
+                    <a:stretch>
+                      <a:fillRect/>
+                    </a:stretch>
+                  </pic:blipFill>
+                  <pic:spPr bwMode="auto">
+                    <a:xfrm>
+                      <a:off x="0" y="0"/>
+                      <a:ext cx="4010035" cy="4010035"/>
+                    </a:xfrm>
+                    <a:prstGeom prst="rect">
+                      <a:avLst/>
+                    </a:prstGeom>
+                    <a:noFill/>
+                    <a:ln>
+                      <a:noFill/>
+                    </a:ln>
+                  </pic:spPr>
+                </pic:pic>
+              </a:graphicData>
+            </a:graphic>
+          </wp:inline>
+        </w:drawing>
+      </w:r>
+    </w:p>
+    <w:p>
+      <w:pPr>
+        <w:rPr>
+          <w:b/>
+          <w:bCs/>
+          <w:lang w:val="bg-BG"/>
+        </w:rPr>
+      </w:pPr>
+      <w:r>
+        <w:rPr>
+          <w:b/>
+          <w:bCs/>
+          <w:lang w:val="bg-BG"/>
+        </w:rPr>
+        <w:lastRenderedPageBreak/>
+        <w:t>Василена</w:t>
+      </w:r>
+    </w:p>
+    <w:p>
+      <w:pPr>
+        <w:rPr>
+          <w:lang w:val="bg-BG"/>
+        </w:rPr>
+      </w:pPr>
+      <w:r>
+        <w:rPr>
+          <w:b/>
+          <w:bCs/>
+          <w:lang w:val="bg-BG"/>
+        </w:rPr>
+        <w:t xml:space="preserve">СЛОГАН: </w:t>
+      </w:r>
+      <w:r>
+        <w:rPr>
+          <w:lang w:val="bg-BG"/>
+        </w:rPr>
+        <w:t>НЕВИДИМАТА ЦЕНА НА МОДАТА</w:t>
+      </w:r>
+      <w:r>
+        <w:rPr>
+          <w:lang w:val="bg-BG"/>
+        </w:rPr>
+        <w:t>.</w:t>
+      </w:r>
+    </w:p>
+    <w:p>
+      <w:pPr>
+        <w:rPr>
+          <w:b/>
+          <w:bCs/>
+          <w:lang w:val="bg-BG"/>
+        </w:rPr>
+      </w:pPr>
+      <w:r>
+        <w:rPr>
+          <w:b/>
+          <w:bCs/>
+          <w:lang w:val="bg-BG"/>
+        </w:rPr>
+        <w:t>Какво са микропластмасите?</w:t>
+      </w:r>
+      <w:r>
+        <w:rPr>
+          <w:b/>
+          <w:bCs/>
+          <w:lang w:val="bg-BG"/>
+        </w:rPr>
+        <w:t xml:space="preserve"> </w:t>
+      </w:r>
+    </w:p>
+    <w:p>
+      <w:pPr>
+        <w:pStyle w:val="ListParagraph"/>
+        <w:numPr>
+          <w:ilvl w:val="0"/>
+          <w:numId w:val="4"/>
+        </w:numPr>
+        <w:rPr>
+          <w:lang w:val="bg-BG"/>
+        </w:rPr>
+      </w:pPr>
+      <w:r>
+        <w:rPr>
+          <w:lang w:val="bg-BG"/>
+        </w:rPr>
+        <w:t>Много малки</w:t>
+      </w:r>
+      <w:r>
+        <w:rPr>
+          <w:lang w:val="bg-BG"/>
+        </w:rPr>
+        <w:t xml:space="preserve"> </w:t>
+      </w:r>
+      <w:r>
+        <w:rPr>
+          <w:lang w:val="bg-BG"/>
+        </w:rPr>
+        <w:t xml:space="preserve">пластмасови частици под 5 mm </w:t>
+      </w:r>
+    </w:p>
+    <w:p>
+      <w:pPr>
+        <w:pStyle w:val="ListParagraph"/>
+        <w:numPr>
+          <w:ilvl w:val="0"/>
+          <w:numId w:val="4"/>
+        </w:numPr>
+        <w:rPr>
+          <w:lang w:val="bg-BG"/>
+        </w:rPr>
+      </w:pPr>
+      <w:r>
+        <w:rPr>
+          <w:lang w:val="bg-BG"/>
+        </w:rPr>
+        <w:t xml:space="preserve">Образуват се от: </w:t>
+      </w:r>
+    </w:p>
+    <w:p>
+      <w:pPr>
+        <w:pStyle w:val="ListParagraph"/>
+        <w:numPr>
+          <w:ilvl w:val="0"/>
+          <w:numId w:val="9"/>
+        </w:numPr>
+        <w:rPr>
+          <w:lang w:val="bg-BG"/>
+        </w:rPr>
+      </w:pPr>
+      <w:r>
+        <w:rPr>
+          <w:lang w:val="bg-BG"/>
+        </w:rPr>
+        <w:t xml:space="preserve">разграждане на отпадъци </w:t>
+      </w:r>
+    </w:p>
+    <w:p>
+      <w:pPr>
+        <w:pStyle w:val="ListParagraph"/>
+        <w:numPr>
+          <w:ilvl w:val="0"/>
+          <w:numId w:val="9"/>
+        </w:numPr>
+        <w:rPr>
+          <w:lang w:val="bg-BG"/>
+        </w:rPr>
+      </w:pPr>
+      <w:r>
+        <w:rPr>
+          <w:lang w:val="bg-BG"/>
+        </w:rPr>
+        <w:t xml:space="preserve">синтетични тъкани (дрехи) </w:t>
+      </w:r>
+    </w:p>
+    <w:p>
+      <w:pPr>
+        <w:pStyle w:val="ListParagraph"/>
+        <w:numPr>
+          <w:ilvl w:val="0"/>
+          <w:numId w:val="9"/>
+        </w:numPr>
+        <w:rPr>
+          <w:lang w:val="bg-BG"/>
+        </w:rPr>
+      </w:pPr>
+      <w:r>
+        <w:rPr>
+          <w:lang w:val="bg-BG"/>
+        </w:rPr>
+        <w:t xml:space="preserve">индустриални продукти </w:t>
+      </w:r>
+    </w:p>
+    <w:p>
+      <w:pPr>
+        <w:pStyle w:val="ListParagraph"/>
+        <w:numPr>
+          <w:ilvl w:val="0"/>
+          <w:numId w:val="4"/>
+        </w:numPr>
+        <w:rPr>
+          <w:lang w:val="bg-BG"/>
+        </w:rPr>
+      </w:pPr>
+      <w:r>
+        <w:rPr>
+          <w:lang w:val="bg-BG"/>
+        </w:rPr>
+        <w:t xml:space="preserve">Не се разграждат лесно </w:t>
+      </w:r>
+      <w:r>
+        <w:rPr>
+          <w:lang w:val="bg-BG"/>
+        </w:rPr>
+        <w:t>и</w:t>
+      </w:r>
+      <w:r>
+        <w:rPr>
+          <w:lang w:val="bg-BG"/>
+        </w:rPr>
+        <w:t xml:space="preserve"> остават в природата с години</w:t>
+      </w:r>
+    </w:p>
+    <w:p>
+      <w:pPr>
+        <w:rPr>
+          <w:b/>
+          <w:bCs/>
+          <w:lang w:val="bg-BG"/>
+        </w:rPr>
+      </w:pPr>
+      <w:r>
+        <w:rPr>
+          <w:b/>
+          <w:bCs/>
+          <w:lang w:val="bg-BG"/>
+        </w:rPr>
+        <w:t>Какво показва науката за Черноморието?</w:t>
+      </w:r>
+    </w:p>
+    <w:p>
+      <w:pPr>
+        <w:pStyle w:val="ListParagraph"/>
+        <w:numPr>
+          <w:ilvl w:val="0"/>
+          <w:numId w:val="4"/>
+        </w:numPr>
+        <w:rPr>
+          <w:lang w:val="bg-BG"/>
+        </w:rPr>
+      </w:pPr>
+      <w:r>
+        <w:rPr>
+          <w:lang w:val="bg-BG"/>
+        </w:rPr>
+        <w:t>В пясъка на българските плажове се откриват до ~1600 микропластмасови частици в 1 кг пясък</w:t>
+      </w:r>
+      <w:r>
+        <w:rPr>
+          <w:lang w:val="bg-BG"/>
+        </w:rPr>
+        <w:t xml:space="preserve"> </w:t>
+      </w:r>
+    </w:p>
+    <w:p>
+      <w:pPr>
+        <w:pStyle w:val="ListParagraph"/>
+        <w:numPr>
+          <w:ilvl w:val="0"/>
+          <w:numId w:val="4"/>
+        </w:numPr>
+        <w:rPr>
+          <w:lang w:val="bg-BG"/>
+        </w:rPr>
+      </w:pPr>
+      <w:r>
+        <w:rPr>
+          <w:lang w:val="bg-BG"/>
+        </w:rPr>
+        <w:t>Това означава, че в една шепа пясък има десетки малки пластмасови частици</w:t>
+      </w:r>
+    </w:p>
+    <w:p>
+      <w:pPr>
+        <w:rPr>
+          <w:b/>
+          <w:bCs/>
+          <w:lang w:val="bg-BG"/>
+        </w:rPr>
+      </w:pPr>
+      <w:r>
+        <w:rPr>
+          <w:b/>
+          <w:bCs/>
+          <w:lang w:val="bg-BG"/>
+        </w:rPr>
+        <w:t>Какво всъщност има в пясъка?</w:t>
+      </w:r>
+    </w:p>
+    <w:p>
+      <w:pPr>
+        <w:pStyle w:val="ListParagraph"/>
+        <w:numPr>
+          <w:ilvl w:val="0"/>
+          <w:numId w:val="4"/>
+        </w:numPr>
+        <w:rPr>
+          <w:lang w:val="bg-BG"/>
+        </w:rPr>
+      </w:pPr>
+      <w:r>
+        <w:rPr>
+          <w:lang w:val="bg-BG"/>
+        </w:rPr>
+        <w:t>Полиетилен – торбички, опаковки</w:t>
+      </w:r>
+    </w:p>
+    <w:p>
+      <w:pPr>
+        <w:pStyle w:val="ListParagraph"/>
+        <w:numPr>
+          <w:ilvl w:val="0"/>
+          <w:numId w:val="4"/>
+        </w:numPr>
+        <w:rPr>
+          <w:lang w:val="bg-BG"/>
+        </w:rPr>
+      </w:pPr>
+      <w:r>
+        <w:rPr>
+          <w:lang w:val="bg-BG"/>
+        </w:rPr>
+        <w:t>Полипропилен – капачки, кутии</w:t>
+      </w:r>
+    </w:p>
+    <w:p>
+      <w:pPr>
+        <w:pStyle w:val="ListParagraph"/>
+        <w:numPr>
+          <w:ilvl w:val="0"/>
+          <w:numId w:val="4"/>
+        </w:numPr>
+        <w:rPr>
+          <w:lang w:val="bg-BG"/>
+        </w:rPr>
+      </w:pPr>
+      <w:r>
+        <w:rPr>
+          <w:lang w:val="bg-BG"/>
+        </w:rPr>
+        <w:t>Влакна от дрехи</w:t>
+      </w:r>
+    </w:p>
+    <w:p>
+      <w:pPr>
+        <w:pStyle w:val="ListParagraph"/>
+        <w:numPr>
+          <w:ilvl w:val="0"/>
+          <w:numId w:val="4"/>
+        </w:numPr>
+        <w:rPr>
+          <w:lang w:val="bg-BG"/>
+        </w:rPr>
+      </w:pPr>
+      <w:r>
+        <w:rPr>
+          <w:lang w:val="bg-BG"/>
+        </w:rPr>
+        <w:t>PET – бутилки</w:t>
+      </w:r>
+      <w:r>
+        <w:rPr>
+          <w:lang w:val="bg-BG"/>
+        </w:rPr>
+        <w:t xml:space="preserve"> </w:t>
+      </w:r>
+    </w:p>
+    <w:p>
+      <w:pPr>
+        <w:pStyle w:val="ListParagraph"/>
+        <w:numPr>
+          <w:ilvl w:val="0"/>
+          <w:numId w:val="4"/>
+        </w:numPr>
+        <w:rPr>
+          <w:lang w:val="bg-BG"/>
+        </w:rPr>
+      </w:pPr>
+      <w:r>
+        <w:rPr>
+          <w:b/>
+          <w:bCs/>
+          <w:lang w:val="bg-BG"/>
+        </w:rPr>
+        <w:t>Това са нашите ежедневни отпадъци</w:t>
+      </w:r>
+      <w:r>
+        <w:rPr>
+          <w:b/>
+          <w:bCs/>
+          <w:lang w:val="bg-BG"/>
+        </w:rPr>
+        <w:t>.</w:t>
+      </w:r>
+    </w:p>
+    <w:p>
+      <w:pPr>
+        <w:rPr>
+          <w:b/>
+          <w:bCs/>
+          <w:lang w:val="bg-BG"/>
+        </w:rPr>
+      </w:pPr>
+      <w:r>
+        <w:rPr>
+          <w:b/>
+          <w:bCs/>
+          <w:lang w:val="bg-BG"/>
+        </w:rPr>
+        <w:t>Как ни засяга?</w:t>
+      </w:r>
+    </w:p>
+    <w:p>
+      <w:pPr>
+        <w:rPr>
+          <w:lang w:val="bg-BG"/>
+        </w:rPr>
+      </w:pPr>
+      <w:r>
+        <w:rPr>
+          <w:lang w:val="bg-BG"/>
+        </w:rPr>
+        <w:t>Рибите и мидите поглъщат микропластмаси</w:t>
+      </w:r>
+    </w:p>
+    <w:p>
+      <w:pPr>
+        <w:rPr>
+          <w:lang w:val="bg-BG"/>
+        </w:rPr>
+      </w:pPr>
+      <w:r>
+        <w:rPr>
+          <w:lang w:val="bg-BG"/>
+        </w:rPr>
+        <w:t>Те стигат до нашата храна</w:t>
+      </w:r>
+    </w:p>
+    <w:p>
+      <w:pPr>
+        <w:rPr>
+          <w:lang w:val="bg-BG"/>
+        </w:rPr>
+      </w:pPr>
+      <w:r>
+        <w:rPr>
+          <w:lang w:val="bg-BG"/>
+        </w:rPr>
+        <w:t>Могат да пренасят токсини</w:t>
+      </w:r>
+    </w:p>
+    <w:p>
+      <w:pPr>
+        <w:pStyle w:val="ListParagraph"/>
+        <w:numPr>
+          <w:ilvl w:val="0"/>
+          <w:numId w:val="6"/>
+        </w:numPr>
+        <w:rPr>
+          <w:b/>
+          <w:bCs/>
+          <w:lang w:val="bg-BG"/>
+        </w:rPr>
+      </w:pPr>
+      <w:r>
+        <w:rPr>
+          <w:b/>
+          <w:bCs/>
+          <w:lang w:val="bg-BG"/>
+        </w:rPr>
+        <w:t>Живеем в изключително динамични времена, в които модата се променя почти всеки ден, най-вече под влиянието на социалните мрежи. Това ни кара постоянно да търсим нови дрехи, често без да се замисляме колко бързо ги заменяме и каква е реалната им цена за природата.</w:t>
+      </w:r>
+    </w:p>
+    <w:p>
+      <w:pPr>
+        <w:rPr>
+          <w:lang w:val="bg-BG"/>
+        </w:rPr>
+      </w:pPr>
+      <w:r>
+        <w:rPr>
+          <w:b/>
+          <w:bCs/>
+          <w:lang w:val="bg-BG"/>
+        </w:rPr>
+        <w:t xml:space="preserve">Решения </w:t>
+      </w:r>
+      <w:r>
+        <w:rPr>
+          <w:lang w:val="bg-BG"/>
+        </w:rPr>
+        <w:t>Купувай по-малко</w:t>
+      </w:r>
+    </w:p>
+    <w:p>
+      <w:pPr>
+        <w:pStyle w:val="ListParagraph"/>
+        <w:numPr>
+          <w:ilvl w:val="0"/>
+          <w:numId w:val="8"/>
+        </w:numPr>
+        <w:rPr>
+          <w:lang w:val="bg-BG"/>
+        </w:rPr>
+      </w:pPr>
+      <w:r>
+        <w:rPr>
+          <w:lang w:val="bg-BG"/>
+        </w:rPr>
+        <w:t>Избирай устойчиви и качествени дрехи</w:t>
+      </w:r>
+    </w:p>
+    <w:p>
+      <w:pPr>
+        <w:pStyle w:val="ListParagraph"/>
+        <w:numPr>
+          <w:ilvl w:val="0"/>
+          <w:numId w:val="8"/>
+        </w:numPr>
+        <w:rPr>
+          <w:lang w:val="bg-BG"/>
+        </w:rPr>
+      </w:pPr>
+      <w:r>
+        <w:rPr>
+          <w:lang w:val="bg-BG"/>
+        </w:rPr>
+        <w:t>Поправяй, дарявай или рециклирай</w:t>
+      </w:r>
+    </w:p>
+    <w:p>
+      <w:pPr>
+        <w:pStyle w:val="ListParagraph"/>
+        <w:numPr>
+          <w:ilvl w:val="0"/>
+          <w:numId w:val="8"/>
+        </w:numPr>
+        <w:rPr>
+          <w:lang w:val="bg-BG"/>
+        </w:rPr>
+      </w:pPr>
+      <w:r>
+        <w:rPr>
+          <w:lang w:val="bg-BG"/>
+        </w:rPr>
+        <w:t>Купувай second-hand</w:t>
+      </w:r>
+    </w:p>
+    <w:p>
+      <w:pPr>
+        <w:pStyle w:val="ListParagraph"/>
+        <w:numPr>
+          <w:ilvl w:val="0"/>
+          <w:numId w:val="8"/>
+        </w:numPr>
+        <w:rPr>
+          <w:lang w:val="bg-BG"/>
+        </w:rPr>
+      </w:pPr>
+      <w:r>
+        <w:rPr>
+          <w:lang w:val="bg-BG"/>
+        </w:rPr>
+        <w:t>Подкрепяй малки и независими брандове</w:t>
+      </w:r>
+    </w:p>
+    <w:p>
+      <w:pPr>
+        <w:pStyle w:val="ListParagraph"/>
+        <w:numPr>
+          <w:ilvl w:val="0"/>
+          <w:numId w:val="8"/>
+        </w:numPr>
+        <w:rPr>
+          <w:lang w:val="bg-BG"/>
+        </w:rPr>
+      </w:pPr>
+      <w:r>
+        <w:rPr>
+          <w:lang w:val="bg-BG"/>
+        </w:rPr>
+        <w:t>Повишавай информираността</w:t>
+      </w:r>
+    </w:p>
+    <w:p>
+      <w:pPr>
+        <w:rPr>
+          <w:lang w:val="bg-BG"/>
+        </w:rPr>
+      </w:pPr>
+    </w:p>
+    <w:p>
+      <w:pPr>
+        <w:rPr>
+          <w:lang w:val="bg-BG"/>
+        </w:rPr>
+      </w:pPr>
+    </w:p>
+    <w:p>
+      <w:pPr>
+        <w:rPr>
+          <w:lang w:val="bg-BG"/>
+        </w:rPr>
+      </w:pPr>
+    </w:p>
+    <w:p>
+      <w:pPr>
+        <w:rPr>
+          <w:lang w:val="bg-BG"/>
+        </w:rPr>
+      </w:pPr>
+    </w:p>
+    <w:p>
+      <w:pPr>
+        <w:rPr>
+          <w:b/>
+          <w:bCs/>
+          <w:lang w:val="bg-BG"/>
+        </w:rPr>
+      </w:pPr>
+    </w:p>
+    <w:p>
+      <w:pPr>
+        <w:rPr>
+          <w:b/>
+          <w:bCs/>
+          <w:lang w:val="bg-BG"/>
+        </w:rPr>
+      </w:pPr>
+    </w:p>
+    <w:p>
+      <w:pPr>
+        <w:rPr>
+          <w:b/>
+          <w:bCs/>
+          <w:lang w:val="bg-BG"/>
+        </w:rPr>
+      </w:pPr>
+    </w:p>
+    <w:p>
+      <w:pPr>
+        <w:rPr>
+          <w:b/>
+          <w:bCs/>
+          <w:lang w:val="bg-BG"/>
+        </w:rPr>
+      </w:pPr>
+    </w:p>
+    <w:p>
+      <w:pPr>
+        <w:rPr>
+          <w:b/>
+          <w:bCs/>
+          <w:lang w:val="bg-BG"/>
+        </w:rPr>
+      </w:pPr>
+    </w:p>
+    <w:p>
+      <w:pPr>
+        <w:rPr>
+          <w:b/>
+          <w:bCs/>
+          <w:lang w:val="bg-BG"/>
+        </w:rPr>
+      </w:pPr>
+    </w:p>
+    <w:p>
+      <w:pPr>
+        <w:rPr>
+          <w:b/>
+          <w:bCs/>
+          <w:lang w:val="bg-BG"/>
+        </w:rPr>
+      </w:pPr>
+    </w:p>
+    <w:p>
+      <w:pPr>
+        <w:rPr>
+          <w:b/>
+          <w:bCs/>
+          <w:lang w:val="bg-BG"/>
+        </w:rPr>
+      </w:pPr>
+    </w:p>
+    <w:p>
+      <w:pPr>
+        <w:rPr>
+          <w:b/>
+          <w:bCs/>
+          <w:lang w:val="bg-BG"/>
+        </w:rPr>
+      </w:pPr>
+    </w:p>
+    <w:p>
+      <w:pPr>
+        <w:rPr>
+          <w:b/>
+          <w:bCs/>
+          <w:lang w:val="bg-BG"/>
+        </w:rPr>
+      </w:pPr>
+    </w:p>
+    <w:p>
+      <w:pPr>
+        <w:rPr>
+          <w:b/>
+          <w:bCs/>
+          <w:lang w:val="bg-BG"/>
+        </w:rPr>
+      </w:pPr>
+    </w:p>
+    <w:p>
+      <w:pPr>
+        <w:rPr>
+          <w:b/>
+          <w:bCs/>
+          <w:lang w:val="bg-BG"/>
+        </w:rPr>
+      </w:pPr>
+    </w:p>
+    <w:p>
+      <w:pPr>
+        <w:rPr>
+          <w:b/>
+          <w:bCs/>
+          <w:lang w:val="bg-BG"/>
+        </w:rPr>
+      </w:pPr>
+    </w:p>
+    <w:p>
+      <w:pPr>
+        <w:rPr>
+          <w:b/>
+          <w:bCs/>
+          <w:lang w:val="bg-BG"/>
+        </w:rPr>
+      </w:pPr>
+    </w:p>
+    <w:p>
+      <w:pPr>
+        <w:rPr>
+          <w:b/>
+          <w:bCs/>
+          <w:lang w:val="bg-BG"/>
+        </w:rPr>
+      </w:pPr>
+    </w:p>
+    <w:p>
+      <w:pPr>
+        <w:rPr>
+          <w:b/>
+          <w:bCs/>
+          <w:lang w:val="bg-BG"/>
+        </w:rPr>
+      </w:pPr>
     </w:p>
     <w:p>
       <w:pPr>
@@ -89,14 +2794,58 @@
           <w:numId w:val="1"/>
         </w:numPr>
         <w:rPr>
-          <w:lang w:val="bg-BG"/>
-        </w:rPr>
-      </w:pPr>
-      <w:r>
-        <w:rPr>
-          <w:lang w:val="bg-BG"/>
-        </w:rPr>
-        <w:t>Над 75% от глобалните емисии идват от енергийния сектор.</w:t>
+          <w:b/>
+          <w:bCs/>
+          <w:lang w:val="bg-BG"/>
+        </w:rPr>
+      </w:pPr>
+      <w:r>
+        <w:rPr>
+          <w:b/>
+          <w:bCs/>
+          <w:lang w:val="bg-BG"/>
+        </w:rPr>
+        <w:t xml:space="preserve">Всяка година в океаните попадат около 8–11 милиона тона пластмаса  </w:t>
+      </w:r>
+      <w:r>
+        <w:rPr>
+          <w:b/>
+          <w:bCs/>
+          <w:lang w:val="bg-BG"/>
+        </w:rPr>
+        <w:t>≈</w:t>
+      </w:r>
+      <w:r>
+        <w:rPr>
+          <w:b/>
+          <w:bCs/>
+          <w:lang w:val="bg-BG"/>
+        </w:rPr>
+        <w:t xml:space="preserve"> 60</w:t>
+      </w:r>
+      <w:r>
+        <w:rPr>
+          <w:b/>
+          <w:bCs/>
+          <w:lang w:val="bg-BG"/>
+        </w:rPr>
+        <w:t xml:space="preserve"> 000 </w:t>
+      </w:r>
+      <w:r>
+        <w:rPr>
+          <w:b/>
+          <w:bCs/>
+          <w:lang w:val="bg-BG"/>
+        </w:rPr>
+        <w:t xml:space="preserve">едри </w:t>
+      </w:r>
+      <w:r>
+        <w:rPr>
+          <w:b/>
+          <w:bCs/>
+          <w:lang w:val="bg-BG"/>
+        </w:rPr>
+        <w:t xml:space="preserve">сини кита </w:t>
       </w:r>
     </w:p>
     <w:p>
@@ -107,21 +2856,58 @@
           <w:numId w:val="1"/>
         </w:numPr>
         <w:rPr>
-          <w:lang w:val="bg-BG"/>
-        </w:rPr>
-      </w:pPr>
-      <w:r>
-        <w:rPr>
-          <w:lang w:val="bg-BG"/>
-        </w:rPr>
-        <w:t>Всяка година губим около 10 милиона хектара гори</w:t>
-      </w:r>
-      <w:r>
-        <w:rPr>
-          <w:lang w:val="bg-BG"/>
-        </w:rPr>
-        <w:t>. (почти колкото цялата площ на България или 14 милиона футбулни игрища)</w:t>
-      </w:r>
+          <w:b/>
+          <w:bCs/>
+          <w:i/>
+          <w:iCs/>
+          <w:lang w:val="bg-BG"/>
+        </w:rPr>
+      </w:pPr>
+      <w:r>
+        <w:rPr>
+          <w:rFonts w:ascii="Times New Roman" w:eastAsia="Times New Roman" w:hAnsi="Times New Roman" w:cs="Times New Roman"/>
+          <w:i/>
+          <w:iCs/>
+          <w:kern w:val="0"/>
+          <w:lang w:val="bg-BG"/>
+          <w14:ligatures w14:val="none"/>
+        </w:rPr>
+        <w:t>Това е: много повече от всички сини китове, които съществуват днес (те са под ~20</w:t>
+      </w:r>
+      <w:r>
+        <w:rPr>
+          <w:rFonts w:ascii="Times New Roman" w:eastAsia="Times New Roman" w:hAnsi="Times New Roman" w:cs="Times New Roman"/>
+          <w:i/>
+          <w:iCs/>
+          <w:kern w:val="0"/>
+          <w:lang w:val="bg-BG"/>
+          <w14:ligatures w14:val="none"/>
+        </w:rPr>
+        <w:t> </w:t>
+      </w:r>
+      <w:r>
+        <w:rPr>
+          <w:rFonts w:ascii="Times New Roman" w:eastAsia="Times New Roman" w:hAnsi="Times New Roman" w:cs="Times New Roman"/>
+          <w:i/>
+          <w:iCs/>
+          <w:kern w:val="0"/>
+          <w:lang w:val="bg-BG"/>
+          <w14:ligatures w14:val="none"/>
+        </w:rPr>
+        <w:t>000)</w:t>
+      </w:r>
+    </w:p>
+    <w:p>
+      <w:pPr>
+        <w:pStyle w:val="ListParagraph"/>
+        <w:rPr>
+          <w:b/>
+          <w:bCs/>
+          <w:i/>
+          <w:iCs/>
+          <w:lang w:val="bg-BG"/>
+        </w:rPr>
+      </w:pPr>
     </w:p>
     <w:p>
       <w:pPr>
@@ -131,26 +2917,236 @@
           <w:numId w:val="1"/>
         </w:numPr>
         <w:rPr>
-          <w:lang w:val="bg-BG"/>
-        </w:rPr>
-      </w:pPr>
-      <w:r>
-        <w:rPr>
-          <w:lang w:val="bg-BG"/>
-        </w:rPr>
-        <w:t xml:space="preserve">Средно </w:t>
-      </w:r>
-      <w:r>
-        <w:rPr>
-          <w:lang w:val="bg-BG"/>
-        </w:rPr>
-        <w:t>човек в Европа генерира около 500 кг битови отпадъци годишно.</w:t>
-      </w:r>
-      <w:r>
-        <w:rPr>
-          <w:lang w:val="bg-BG"/>
-        </w:rPr>
-        <w:t xml:space="preserve"> </w:t>
+          <w:b/>
+          <w:bCs/>
+          <w:lang w:val="bg-BG"/>
+        </w:rPr>
+      </w:pPr>
+      <w:r>
+        <w:rPr>
+          <w:b/>
+          <w:bCs/>
+          <w:lang w:val="bg-BG"/>
+        </w:rPr>
+        <w:t>Една голяма въглищна електроцентрала отделя: ~700 – 900 тона CO₂ на час</w:t>
+      </w:r>
+    </w:p>
+    <w:p>
+      <w:pPr>
+        <w:pStyle w:val="ListParagraph"/>
+        <w:rPr>
+          <w:i/>
+          <w:iCs/>
+          <w:lang w:val="bg-BG"/>
+        </w:rPr>
+      </w:pPr>
+    </w:p>
+    <w:p>
+      <w:pPr>
+        <w:pStyle w:val="ListParagraph"/>
+        <w:rPr>
+          <w:i/>
+          <w:iCs/>
+          <w:lang w:val="bg-BG"/>
+        </w:rPr>
+      </w:pPr>
+      <w:r>
+        <w:rPr>
+          <w:i/>
+          <w:iCs/>
+          <w:lang w:val="bg-BG"/>
+        </w:rPr>
+        <w:t>За да компенсират 1 час работа на такава централа са необходими ~ 32 000 – 41 000 дървета.</w:t>
+      </w:r>
+    </w:p>
+    <w:p>
+      <w:pPr>
+        <w:rPr>
+          <w:lang w:val="bg-BG"/>
+        </w:rPr>
+      </w:pPr>
+    </w:p>
+    <w:p>
+      <w:pPr>
+        <w:rPr>
+          <w:lang w:val="bg-BG"/>
+        </w:rPr>
+      </w:pPr>
+    </w:p>
+    <w:p>
+      <w:pPr>
+        <w:rPr>
+          <w:lang w:val="bg-BG"/>
+        </w:rPr>
+      </w:pPr>
+    </w:p>
+    <w:p>
+      <w:pPr>
+        <w:rPr>
+          <w:lang w:val="bg-BG"/>
+        </w:rPr>
+      </w:pPr>
+    </w:p>
+    <w:p>
+      <w:pPr>
+        <w:rPr>
+          <w:lang w:val="bg-BG"/>
+        </w:rPr>
+      </w:pPr>
+    </w:p>
+    <w:p>
+      <w:pPr>
+        <w:rPr>
+          <w:lang w:val="bg-BG"/>
+        </w:rPr>
+      </w:pPr>
+    </w:p>
+    <w:p>
+      <w:pPr>
+        <w:rPr>
+          <w:lang w:val="bg-BG"/>
+        </w:rPr>
+      </w:pPr>
+    </w:p>
+    <w:p>
+      <w:pPr>
+        <w:rPr>
+          <w:lang w:val="bg-BG"/>
+        </w:rPr>
+      </w:pPr>
+    </w:p>
+    <w:p>
+      <w:pPr>
+        <w:rPr>
+          <w:lang w:val="bg-BG"/>
+        </w:rPr>
+      </w:pPr>
+    </w:p>
+    <w:p>
+      <w:pPr>
+        <w:rPr>
+          <w:lang w:val="bg-BG"/>
+        </w:rPr>
+      </w:pPr>
+    </w:p>
+    <w:p>
+      <w:pPr>
+        <w:rPr>
+          <w:lang w:val="bg-BG"/>
+        </w:rPr>
+      </w:pPr>
+    </w:p>
+    <w:p>
+      <w:pPr>
+        <w:rPr>
+          <w:lang w:val="bg-BG"/>
+        </w:rPr>
+      </w:pPr>
+    </w:p>
+    <w:p>
+      <w:pPr>
+        <w:rPr>
+          <w:lang w:val="bg-BG"/>
+        </w:rPr>
+      </w:pPr>
+    </w:p>
+    <w:p>
+      <w:pPr>
+        <w:rPr>
+          <w:lang w:val="bg-BG"/>
+        </w:rPr>
+      </w:pPr>
+    </w:p>
+    <w:p>
+      <w:pPr>
+        <w:rPr>
+          <w:lang w:val="bg-BG"/>
+        </w:rPr>
+      </w:pPr>
+    </w:p>
+    <w:p>
+      <w:pPr>
+        <w:rPr>
+          <w:lang w:val="bg-BG"/>
+        </w:rPr>
+      </w:pPr>
+    </w:p>
+    <w:p>
+      <w:pPr>
+        <w:rPr>
+          <w:lang w:val="bg-BG"/>
+        </w:rPr>
+      </w:pPr>
+    </w:p>
+    <w:p>
+      <w:pPr>
+        <w:rPr>
+          <w:lang w:val="bg-BG"/>
+        </w:rPr>
+      </w:pPr>
+    </w:p>
+    <w:p>
+      <w:pPr>
+        <w:rPr>
+          <w:lang w:val="bg-BG"/>
+        </w:rPr>
+      </w:pPr>
+    </w:p>
+    <w:p>
+      <w:pPr>
+        <w:rPr>
+          <w:lang w:val="bg-BG"/>
+        </w:rPr>
+      </w:pPr>
+      <w:r>
+        <w:rPr>
+          <w:lang w:val="bg-BG"/>
+        </w:rPr>
+        <w:t>Стилян</w:t>
+      </w:r>
+    </w:p>
+    <w:p>
+      <w:pPr>
+        <w:rPr>
+          <w:lang w:val="bg-BG"/>
+        </w:rPr>
+      </w:pPr>
+      <w:r>
+        <w:rPr>
+          <w:lang w:val="bg-BG"/>
+        </w:rPr>
+        <w:t>НЕВИДИМАТА ЦЕНА НА МОДАТА</w:t>
+      </w:r>
+    </w:p>
+    <w:p>
+      <w:pPr>
+        <w:rPr>
+          <w:lang w:val="bg-BG"/>
+        </w:rPr>
+      </w:pPr>
+    </w:p>
+    <w:p>
+      <w:pPr>
+        <w:rPr>
+          <w:lang w:val="bg-BG"/>
+        </w:rPr>
+      </w:pPr>
+    </w:p>
+    <w:p>
+      <w:pPr>
+        <w:rPr>
+          <w:b/>
+          <w:bCs/>
+          <w:lang w:val="bg-BG"/>
+        </w:rPr>
+      </w:pPr>
+      <w:r>
+        <w:rPr>
+          <w:b/>
+          <w:bCs/>
+          <w:lang w:val="bg-BG"/>
+        </w:rPr>
+        <w:t>Опазване на природните ресурси</w:t>
       </w:r>
     </w:p>
     <w:p>
@@ -168,30 +3164,15 @@
         <w:rPr>
           <w:lang w:val="bg-BG"/>
         </w:rPr>
-        <w:t>Ч</w:t>
-      </w:r>
-      <w:r>
-        <w:rPr>
-          <w:lang w:val="bg-BG"/>
-        </w:rPr>
-        <w:t>овечеството използва ресурсите на природата 1,7 пъти по-бързо, отколкото Земята може да ги възстанови.</w:t>
-      </w:r>
-    </w:p>
-    <w:p>
-      <w:pPr>
-        <w:rPr>
-          <w:b/>
-          <w:bCs/>
-          <w:lang w:val="bg-BG"/>
-        </w:rPr>
-      </w:pPr>
-      <w:r>
-        <w:rPr>
-          <w:b/>
-          <w:bCs/>
-          <w:lang w:val="bg-BG"/>
-        </w:rPr>
-        <w:t xml:space="preserve"> Намаляване на отпечатъка върху околната среда</w:t>
+        <w:t xml:space="preserve">Човечеството използва ресурсите на Земята 1,7 пъти по-бързо, отколкото планетата може да ги възстанови </w:t>
+      </w:r>
+      <w:r>
+        <w:rPr>
+          <w:b/>
+          <w:bCs/>
+          <w:lang w:val="bg-BG"/>
+        </w:rPr>
+        <w:t>— все едно харчим пари от кредит без връщане.</w:t>
       </w:r>
     </w:p>
     <w:p>
@@ -202,58 +3183,22 @@
           <w:numId w:val="1"/>
         </w:numPr>
         <w:rPr>
-          <w:b/>
-          <w:bCs/>
-          <w:lang w:val="bg-BG"/>
-        </w:rPr>
-      </w:pPr>
-      <w:r>
-        <w:rPr>
-          <w:lang w:val="bg-BG"/>
-        </w:rPr>
-        <w:t>Един ч</w:t>
-      </w:r>
-      <w:r>
-        <w:rPr>
-          <w:lang w:val="bg-BG"/>
-        </w:rPr>
-        <w:t xml:space="preserve">овек в Европа генерира </w:t>
-      </w:r>
-      <w:r>
-        <w:rPr>
-          <w:lang w:val="bg-BG"/>
-        </w:rPr>
-        <w:t>средно</w:t>
-      </w:r>
-      <w:r>
-        <w:rPr>
-          <w:lang w:val="bg-BG"/>
-        </w:rPr>
-        <w:t xml:space="preserve"> </w:t>
-      </w:r>
-      <w:r>
-        <w:rPr>
-          <w:b/>
-          <w:bCs/>
-          <w:lang w:val="bg-BG"/>
-        </w:rPr>
-        <w:t xml:space="preserve">около 500 кг отпадъци годишно — колкото теглото на </w:t>
-      </w:r>
-      <w:r>
-        <w:rPr>
-          <w:b/>
-          <w:bCs/>
-          <w:lang w:val="bg-BG"/>
-        </w:rPr>
-        <w:t>една</w:t>
-      </w:r>
-      <w:r>
-        <w:rPr>
-          <w:b/>
-          <w:bCs/>
-          <w:lang w:val="bg-BG"/>
-        </w:rPr>
-        <w:t xml:space="preserve"> мечка.</w:t>
+          <w:lang w:val="bg-BG"/>
+        </w:rPr>
+      </w:pPr>
+      <w:r>
+        <w:rPr>
+          <w:lang w:val="bg-BG"/>
+        </w:rPr>
+        <w:t>Около 70% от сладката вода в света се използва за земеделие</w:t>
+      </w:r>
+      <w:r>
+        <w:rPr>
+          <w:b/>
+          <w:bCs/>
+          <w:lang w:val="bg-BG"/>
+        </w:rPr>
+        <w:t xml:space="preserve"> — най-големият “потребител” на вода.</w:t>
       </w:r>
     </w:p>
     <w:p>
@@ -271,27 +3216,24 @@
         <w:rPr>
           <w:lang w:val="bg-BG"/>
         </w:rPr>
-        <w:t>Ако всички живееха като европе</w:t>
-      </w:r>
-      <w:r>
-        <w:rPr>
-          <w:lang w:val="bg-BG"/>
-        </w:rPr>
-        <w:t>йците</w:t>
-      </w:r>
-      <w:r>
-        <w:rPr>
-          <w:lang w:val="bg-BG"/>
-        </w:rPr>
-        <w:t xml:space="preserve">, </w:t>
-      </w:r>
-      <w:r>
-        <w:rPr>
-          <w:b/>
-          <w:bCs/>
-          <w:lang w:val="bg-BG"/>
-        </w:rPr>
-        <w:t>ще ни трябват почти 3 планети Земя.</w:t>
+        <w:t>Всяка година се губят около 10 милиона хектара гори — площ почти колкото България.</w:t>
+      </w:r>
+    </w:p>
+    <w:p>
+      <w:pPr>
+        <w:rPr>
+          <w:b/>
+          <w:bCs/>
+          <w:lang w:val="bg-BG"/>
+        </w:rPr>
+      </w:pPr>
+      <w:r>
+        <w:rPr>
+          <w:b/>
+          <w:bCs/>
+          <w:lang w:val="bg-BG"/>
+        </w:rPr>
+        <w:t>Намаляване на парниковите емисии</w:t>
       </w:r>
     </w:p>
     <w:p>
@@ -302,42 +3244,14 @@
           <w:numId w:val="1"/>
         </w:numPr>
         <w:rPr>
-          <w:b/>
-          <w:bCs/>
-          <w:lang w:val="bg-BG"/>
-        </w:rPr>
-      </w:pPr>
-      <w:r>
-        <w:rPr>
-          <w:b/>
-          <w:bCs/>
-          <w:lang w:val="bg-BG"/>
-        </w:rPr>
-        <w:t>Една пластмасова бутилка се разгражда за около 450 години — по-дълго от няколко поколения хора.</w:t>
-      </w:r>
-    </w:p>
-    <w:p>
-      <w:pPr>
-        <w:rPr>
-          <w:lang w:val="bg-BG"/>
-        </w:rPr>
-      </w:pPr>
-    </w:p>
-    <w:p>
-      <w:pPr>
-        <w:rPr>
-          <w:b/>
-          <w:bCs/>
-          <w:lang w:val="bg-BG"/>
-        </w:rPr>
-      </w:pPr>
-      <w:r>
-        <w:rPr>
-          <w:b/>
-          <w:bCs/>
-          <w:lang w:val="bg-BG"/>
-        </w:rPr>
-        <w:t>Опазване на природните ресурси</w:t>
+          <w:lang w:val="bg-BG"/>
+        </w:rPr>
+      </w:pPr>
+      <w:r>
+        <w:rPr>
+          <w:lang w:val="bg-BG"/>
+        </w:rPr>
+        <w:t>Енергийният сектор произвежда около 73% от всички парникови емисии — най-големият замърсител на планетата.</w:t>
       </w:r>
     </w:p>
     <w:p>
@@ -355,15 +3269,7 @@
         <w:rPr>
           <w:lang w:val="bg-BG"/>
         </w:rPr>
-        <w:t xml:space="preserve">Човечеството използва ресурсите на Земята 1,7 пъти по-бързо, отколкото планетата може да ги възстанови </w:t>
-      </w:r>
-      <w:r>
-        <w:rPr>
-          <w:b/>
-          <w:bCs/>
-          <w:lang w:val="bg-BG"/>
-        </w:rPr>
-        <w:t>— все едно харчим пари от кредит без връщане.</w:t>
+        <w:t>CO₂ в атмосферата надхвърля 420 ppm, най-високото ниво за последните 800 000 години.</w:t>
       </w:r>
     </w:p>
     <w:p>
@@ -381,15 +3287,32 @@
         <w:rPr>
           <w:lang w:val="bg-BG"/>
         </w:rPr>
-        <w:t>Около 70% от сладката вода в света се използва за земеделие</w:t>
-      </w:r>
-      <w:r>
-        <w:rPr>
-          <w:b/>
-          <w:bCs/>
-          <w:lang w:val="bg-BG"/>
-        </w:rPr>
-        <w:t xml:space="preserve"> — най-големият “потребител” на вода.</w:t>
+        <w:t>Глобалната температура вече е с около +1.2°C по-висока спрямо прединдустриалната епоха.</w:t>
+      </w:r>
+    </w:p>
+    <w:p>
+      <w:pPr>
+        <w:pStyle w:val="ListParagraph"/>
+        <w:rPr>
+          <w:lang w:val="bg-BG"/>
+        </w:rPr>
+      </w:pPr>
+    </w:p>
+    <w:p>
+      <w:pPr>
+        <w:rPr>
+          <w:b/>
+          <w:bCs/>
+          <w:lang w:val="bg-BG"/>
+        </w:rPr>
+      </w:pPr>
+      <w:r>
+        <w:rPr>
+          <w:b/>
+          <w:bCs/>
+          <w:lang w:val="bg-BG"/>
+        </w:rPr>
+        <w:t>Биотехнологични решения</w:t>
       </w:r>
     </w:p>
     <w:p>
@@ -407,24 +3330,7 @@
         <w:rPr>
           <w:lang w:val="bg-BG"/>
         </w:rPr>
-        <w:t>Всяка година се губят около 10 милиона хектара гори — площ почти колкото България.</w:t>
-      </w:r>
-    </w:p>
-    <w:p>
-      <w:pPr>
-        <w:rPr>
-          <w:b/>
-          <w:bCs/>
-          <w:lang w:val="bg-BG"/>
-        </w:rPr>
-      </w:pPr>
-      <w:r>
-        <w:rPr>
-          <w:b/>
-          <w:bCs/>
-          <w:lang w:val="bg-BG"/>
-        </w:rPr>
-        <w:t>Намаляване на парниковите емисии</w:t>
+        <w:t>ГМО културите могат да увеличат добива с до 25%, използвайки същата земя — като “повече храна от същото поле”.</w:t>
       </w:r>
     </w:p>
     <w:p>
@@ -442,7 +3348,7 @@
         <w:rPr>
           <w:lang w:val="bg-BG"/>
         </w:rPr>
-        <w:t>Енергийният сектор произвежда около 73% от всички парникови емисии — най-големият замърсител на планетата.</w:t>
+        <w:t>Около 40% от инсулина в света се произвежда чрез бактерии в лаборатории.</w:t>
       </w:r>
     </w:p>
     <w:p>
@@ -460,7 +3366,34 @@
         <w:rPr>
           <w:lang w:val="bg-BG"/>
         </w:rPr>
-        <w:t>CO₂ в атмосферата надхвърля 420 ppm, най-високото ниво за последните 800 000 години.</w:t>
+        <w:lastRenderedPageBreak/>
+        <w:t>Биотехнологиите позволяват производство на лекарства за по-малко от 24 часа в някои модерни системи (вместо седмици/месеци традиционно).</w:t>
+      </w:r>
+    </w:p>
+    <w:p>
+      <w:pPr>
+        <w:ind w:left="360"/>
+        <w:rPr>
+          <w:lang w:val="bg-BG"/>
+        </w:rPr>
+      </w:pPr>
+    </w:p>
+    <w:p>
+      <w:pPr>
+        <w:ind w:left="360"/>
+        <w:rPr>
+          <w:b/>
+          <w:bCs/>
+          <w:lang w:val="bg-BG"/>
+        </w:rPr>
+      </w:pPr>
+      <w:r>
+        <w:rPr>
+          <w:b/>
+          <w:bCs/>
+          <w:lang w:val="bg-BG"/>
+        </w:rPr>
+        <w:t>Устойчиво развитие и зелен преход</w:t>
       </w:r>
     </w:p>
     <w:p>
@@ -478,32 +3411,7 @@
         <w:rPr>
           <w:lang w:val="bg-BG"/>
         </w:rPr>
-        <w:t>Глобалната температура вече е с около +1.2°C по-висока спрямо прединдустриалната епоха.</w:t>
-      </w:r>
-    </w:p>
-    <w:p>
-      <w:pPr>
-        <w:pStyle w:val="ListParagraph"/>
-        <w:rPr>
-          <w:lang w:val="bg-BG"/>
-        </w:rPr>
-      </w:pPr>
-    </w:p>
-    <w:p>
-      <w:pPr>
-        <w:rPr>
-          <w:b/>
-          <w:bCs/>
-          <w:lang w:val="bg-BG"/>
-        </w:rPr>
-      </w:pPr>
-      <w:r>
-        <w:rPr>
-          <w:b/>
-          <w:bCs/>
-          <w:lang w:val="bg-BG"/>
-        </w:rPr>
-        <w:t>Биотехнологични решения</w:t>
+        <w:t>До 2030 г. зелената икономика може да създаде над 14 милиона нови работни места — повече от населението на цяла България.</w:t>
       </w:r>
     </w:p>
     <w:p>
@@ -521,7 +3429,7 @@
         <w:rPr>
           <w:lang w:val="bg-BG"/>
         </w:rPr>
-        <w:t>ГМО културите могат да увеличат добива с до 25%, използвайки същата земя — като “повече храна от същото поле”.</w:t>
+        <w:t>В ЕС вече над 20% от електричеството идва от възобновяеми източници.</w:t>
       </w:r>
     </w:p>
     <w:p>
@@ -539,105 +3447,6 @@
         <w:rPr>
           <w:lang w:val="bg-BG"/>
         </w:rPr>
-        <w:t>Около 40% от инсулина в света се произвежда чрез бактерии в лаборатории.</w:t>
-      </w:r>
-    </w:p>
-    <w:p>
-      <w:pPr>
-        <w:pStyle w:val="ListParagraph"/>
-        <w:numPr>
-          <w:ilvl w:val="0"/>
-          <w:numId w:val="1"/>
-        </w:numPr>
-        <w:rPr>
-          <w:lang w:val="bg-BG"/>
-        </w:rPr>
-      </w:pPr>
-      <w:r>
-        <w:rPr>
-          <w:lang w:val="bg-BG"/>
-        </w:rPr>
-        <w:t>Биотехнологиите позволяват производство на лекарства за по-малко от 24 часа в някои модерни системи (вместо седмици/месеци традиционно).</w:t>
-      </w:r>
-    </w:p>
-    <w:p>
-      <w:pPr>
-        <w:ind w:left="360"/>
-        <w:rPr>
-          <w:lang w:val="bg-BG"/>
-        </w:rPr>
-      </w:pPr>
-    </w:p>
-    <w:p>
-      <w:pPr>
-        <w:ind w:left="360"/>
-        <w:rPr>
-          <w:b/>
-          <w:bCs/>
-          <w:lang w:val="bg-BG"/>
-        </w:rPr>
-      </w:pPr>
-      <w:r>
-        <w:rPr>
-          <w:b/>
-          <w:bCs/>
-          <w:lang w:val="bg-BG"/>
-        </w:rPr>
-        <w:lastRenderedPageBreak/>
-        <w:t>Устойчиво развитие и зелен преход</w:t>
-      </w:r>
-    </w:p>
-    <w:p>
-      <w:pPr>
-        <w:pStyle w:val="ListParagraph"/>
-        <w:numPr>
-          <w:ilvl w:val="0"/>
-          <w:numId w:val="1"/>
-        </w:numPr>
-        <w:rPr>
-          <w:lang w:val="bg-BG"/>
-        </w:rPr>
-      </w:pPr>
-      <w:r>
-        <w:rPr>
-          <w:lang w:val="bg-BG"/>
-        </w:rPr>
-        <w:t>До 2030 г. зелената икономика може да създаде над 14 милиона нови работни места — повече от населението на цяла България.</w:t>
-      </w:r>
-    </w:p>
-    <w:p>
-      <w:pPr>
-        <w:pStyle w:val="ListParagraph"/>
-        <w:numPr>
-          <w:ilvl w:val="0"/>
-          <w:numId w:val="1"/>
-        </w:numPr>
-        <w:rPr>
-          <w:lang w:val="bg-BG"/>
-        </w:rPr>
-      </w:pPr>
-      <w:r>
-        <w:rPr>
-          <w:lang w:val="bg-BG"/>
-        </w:rPr>
-        <w:t>В ЕС вече над 20% от електричеството идва от възобновяеми източници.</w:t>
-      </w:r>
-    </w:p>
-    <w:p>
-      <w:pPr>
-        <w:pStyle w:val="ListParagraph"/>
-        <w:numPr>
-          <w:ilvl w:val="0"/>
-          <w:numId w:val="1"/>
-        </w:numPr>
-        <w:rPr>
-          <w:lang w:val="bg-BG"/>
-        </w:rPr>
-      </w:pPr>
-      <w:r>
-        <w:rPr>
-          <w:lang w:val="bg-BG"/>
-        </w:rPr>
         <w:t>Слънчевата енергия за последните 10 години е поевтиняла с над 80%, правейки я една от най-бързо развиващите се технологии.</w:t>
       </w:r>
     </w:p>
@@ -673,13 +3482,7 @@
         <w:rPr>
           <w:lang w:val="bg-BG"/>
         </w:rPr>
-        <w:t>С</w:t>
-      </w:r>
-      <w:r>
-        <w:rPr>
-          <w:lang w:val="bg-BG"/>
-        </w:rPr>
-        <w:t>лънцето и вятърът са най-бързо растящите източници на енергия.</w:t>
+        <w:t>Слънцето и вятърът са най-бързо растящите източници на енергия.</w:t>
       </w:r>
     </w:p>
     <w:p>
@@ -702,6 +3505,571 @@
 <file path=word/numbering.xml><?xml version="1.0" encoding="utf-8"?>
 <w:numbering xmlns:wpc="http://schemas.microsoft.com/office/word/2010/wordprocessingCanvas" xmlns:cx="http://schemas.microsoft.com/office/drawing/2014/chartex" xmlns:cx1="http://schemas.microsoft.com/office/drawing/2015/9/8/chartex" xmlns:cx2="http://schemas.microsoft.com/office/drawing/2015/10/21/chartex" xmlns:cx3="http://schemas.microsoft.com/office/drawing/2016/5/9/chartex" xmlns:cx4="http://schemas.microsoft.com/office/drawing/2016/5/10/chartex" xmlns:cx5="http://schemas.microsoft.com/office/drawing/2016/5/11/chartex" xmlns:cx6="http://schemas.microsoft.com/office/drawing/2016/5/12/chartex" xmlns:cx7="http://schemas.microsoft.com/office/drawing/2016/5/13/chartex" xmlns:cx8="http://schemas.microsoft.com/office/drawing/2016/5/14/chartex" xmlns:mc="http://schemas.openxmlformats.org/markup-compatibility/2006" xmlns:aink="http://schemas.microsoft.com/office/drawing/2016/ink" xmlns:am3d="http://schemas.microsoft.com/office/drawing/2017/model3d" xmlns:o="urn:schemas-microsoft-com:office:office" xmlns:oel="http://schemas.microsoft.com/office/2019/extlst" xmlns:r="http://schemas.openxmlformats.org/officeDocument/2006/relationships" xmlns:m="http://schemas.openxmlformats.org/officeDocument/2006/math" xmlns:v="urn:schemas-microsoft-com:vml" xmlns:wp14="http://schemas.microsoft.com/office/word/2010/wordprocessingDrawing" xmlns:wp="http://schemas.openxmlformats.org/drawingml/2006/wordprocessingDrawing" xmlns:w10="urn:schemas-microsoft-com:office:word" xmlns:w="http://schemas.openxmlformats.org/wordprocessingml/2006/main" xmlns:w14="http://schemas.microsoft.com/office/word/2010/wordml" xmlns:w15="http://schemas.microsoft.com/office/word/2012/wordml" xmlns:w16cex="http://schemas.microsoft.com/office/word/2018/wordml/cex" xmlns:w16cid="http://schemas.microsoft.com/office/word/2016/wordml/cid" xmlns:w16="http://schemas.microsoft.com/office/word/2018/wordml" xmlns:w16du="http://schemas.microsoft.com/office/word/2023/wordml/word16du" xmlns:w16sdtdh="http://schemas.microsoft.com/office/word/2020/wordml/sdtdatahash" xmlns:w16sdtfl="http://schemas.microsoft.com/office/word/2024/wordml/sdtformatlock" xmlns:w16se="http://schemas.microsoft.com/office/word/2015/wordml/symex" xmlns:wpg="http://schemas.microsoft.com/office/word/2010/wordprocessingGroup" xmlns:wpi="http://schemas.microsoft.com/office/word/2010/wordprocessingInk" xmlns:wne="http://schemas.microsoft.com/office/word/2006/wordml" xmlns:wps="http://schemas.microsoft.com/office/word/2010/wordprocessingShape" mc:Ignorable="w14 w15 w16se w16cid w16 w16cex w16sdtdh w16sdtfl w16du wp14">
   <w:abstractNum w:abstractNumId="0" w15:restartNumberingAfterBreak="0">
+    <w:nsid w:val="06A4698D"/>
+    <w:multiLevelType w:val="hybridMultilevel"/>
+    <w:tmpl w:val="20281ACA"/>
+    <w:lvl w:ilvl="0" w:tplc="33767D4A">
+      <w:start w:val="1"/>
+      <w:numFmt w:val="bullet"/>
+      <w:lvlText w:val=""/>
+      <w:lvlJc w:val="left"/>
+      <w:pPr>
+        <w:ind w:left="720" w:hanging="360"/>
+      </w:pPr>
+      <w:rPr>
+        <w:rFonts w:ascii="Symbol" w:hAnsi="Symbol" w:hint="default"/>
+      </w:rPr>
+    </w:lvl>
+    <w:lvl w:ilvl="1" w:tplc="04090003" w:tentative="1">
+      <w:start w:val="1"/>
+      <w:numFmt w:val="bullet"/>
+      <w:lvlText w:val="o"/>
+      <w:lvlJc w:val="left"/>
+      <w:pPr>
+        <w:ind w:left="1440" w:hanging="360"/>
+      </w:pPr>
+      <w:rPr>
+        <w:rFonts w:ascii="Courier New" w:hAnsi="Courier New" w:cs="Courier New" w:hint="default"/>
+      </w:rPr>
+    </w:lvl>
+    <w:lvl w:ilvl="2" w:tplc="04090005" w:tentative="1">
+      <w:start w:val="1"/>
+      <w:numFmt w:val="bullet"/>
+      <w:lvlText w:val=""/>
+      <w:lvlJc w:val="left"/>
+      <w:pPr>
+        <w:ind w:left="2160" w:hanging="360"/>
+      </w:pPr>
+      <w:rPr>
+        <w:rFonts w:ascii="Wingdings" w:hAnsi="Wingdings" w:hint="default"/>
+      </w:rPr>
+    </w:lvl>
+    <w:lvl w:ilvl="3" w:tplc="04090001" w:tentative="1">
+      <w:start w:val="1"/>
+      <w:numFmt w:val="bullet"/>
+      <w:lvlText w:val=""/>
+      <w:lvlJc w:val="left"/>
+      <w:pPr>
+        <w:ind w:left="2880" w:hanging="360"/>
+      </w:pPr>
+      <w:rPr>
+        <w:rFonts w:ascii="Symbol" w:hAnsi="Symbol" w:hint="default"/>
+      </w:rPr>
+    </w:lvl>
+    <w:lvl w:ilvl="4" w:tplc="04090003" w:tentative="1">
+      <w:start w:val="1"/>
+      <w:numFmt w:val="bullet"/>
+      <w:lvlText w:val="o"/>
+      <w:lvlJc w:val="left"/>
+      <w:pPr>
+        <w:ind w:left="3600" w:hanging="360"/>
+      </w:pPr>
+      <w:rPr>
+        <w:rFonts w:ascii="Courier New" w:hAnsi="Courier New" w:cs="Courier New" w:hint="default"/>
+      </w:rPr>
+    </w:lvl>
+    <w:lvl w:ilvl="5" w:tplc="04090005" w:tentative="1">
+      <w:start w:val="1"/>
+      <w:numFmt w:val="bullet"/>
+      <w:lvlText w:val=""/>
+      <w:lvlJc w:val="left"/>
+      <w:pPr>
+        <w:ind w:left="4320" w:hanging="360"/>
+      </w:pPr>
+      <w:rPr>
+        <w:rFonts w:ascii="Wingdings" w:hAnsi="Wingdings" w:hint="default"/>
+      </w:rPr>
+    </w:lvl>
+    <w:lvl w:ilvl="6" w:tplc="04090001" w:tentative="1">
+      <w:start w:val="1"/>
+      <w:numFmt w:val="bullet"/>
+      <w:lvlText w:val=""/>
+      <w:lvlJc w:val="left"/>
+      <w:pPr>
+        <w:ind w:left="5040" w:hanging="360"/>
+      </w:pPr>
+      <w:rPr>
+        <w:rFonts w:ascii="Symbol" w:hAnsi="Symbol" w:hint="default"/>
+      </w:rPr>
+    </w:lvl>
+    <w:lvl w:ilvl="7" w:tplc="04090003" w:tentative="1">
+      <w:start w:val="1"/>
+      <w:numFmt w:val="bullet"/>
+      <w:lvlText w:val="o"/>
+      <w:lvlJc w:val="left"/>
+      <w:pPr>
+        <w:ind w:left="5760" w:hanging="360"/>
+      </w:pPr>
+      <w:rPr>
+        <w:rFonts w:ascii="Courier New" w:hAnsi="Courier New" w:cs="Courier New" w:hint="default"/>
+      </w:rPr>
+    </w:lvl>
+    <w:lvl w:ilvl="8" w:tplc="04090005" w:tentative="1">
+      <w:start w:val="1"/>
+      <w:numFmt w:val="bullet"/>
+      <w:lvlText w:val=""/>
+      <w:lvlJc w:val="left"/>
+      <w:pPr>
+        <w:ind w:left="6480" w:hanging="360"/>
+      </w:pPr>
+      <w:rPr>
+        <w:rFonts w:ascii="Wingdings" w:hAnsi="Wingdings" w:hint="default"/>
+      </w:rPr>
+    </w:lvl>
+  </w:abstractNum>
+  <w:abstractNum w:abstractNumId="1" w15:restartNumberingAfterBreak="0">
+    <w:nsid w:val="1B5B34D9"/>
+    <w:multiLevelType w:val="hybridMultilevel"/>
+    <w:tmpl w:val="3A7ABA5C"/>
+    <w:lvl w:ilvl="0" w:tplc="33767D4A">
+      <w:start w:val="1"/>
+      <w:numFmt w:val="bullet"/>
+      <w:lvlText w:val=""/>
+      <w:lvlJc w:val="left"/>
+      <w:pPr>
+        <w:ind w:left="1440" w:hanging="360"/>
+      </w:pPr>
+      <w:rPr>
+        <w:rFonts w:ascii="Symbol" w:hAnsi="Symbol" w:hint="default"/>
+      </w:rPr>
+    </w:lvl>
+    <w:lvl w:ilvl="1" w:tplc="04090003" w:tentative="1">
+      <w:start w:val="1"/>
+      <w:numFmt w:val="bullet"/>
+      <w:lvlText w:val="o"/>
+      <w:lvlJc w:val="left"/>
+      <w:pPr>
+        <w:ind w:left="2160" w:hanging="360"/>
+      </w:pPr>
+      <w:rPr>
+        <w:rFonts w:ascii="Courier New" w:hAnsi="Courier New" w:cs="Courier New" w:hint="default"/>
+      </w:rPr>
+    </w:lvl>
+    <w:lvl w:ilvl="2" w:tplc="04090005" w:tentative="1">
+      <w:start w:val="1"/>
+      <w:numFmt w:val="bullet"/>
+      <w:lvlText w:val=""/>
+      <w:lvlJc w:val="left"/>
+      <w:pPr>
+        <w:ind w:left="2880" w:hanging="360"/>
+      </w:pPr>
+      <w:rPr>
+        <w:rFonts w:ascii="Wingdings" w:hAnsi="Wingdings" w:hint="default"/>
+      </w:rPr>
+    </w:lvl>
+    <w:lvl w:ilvl="3" w:tplc="04090001" w:tentative="1">
+      <w:start w:val="1"/>
+      <w:numFmt w:val="bullet"/>
+      <w:lvlText w:val=""/>
+      <w:lvlJc w:val="left"/>
+      <w:pPr>
+        <w:ind w:left="3600" w:hanging="360"/>
+      </w:pPr>
+      <w:rPr>
+        <w:rFonts w:ascii="Symbol" w:hAnsi="Symbol" w:hint="default"/>
+      </w:rPr>
+    </w:lvl>
+    <w:lvl w:ilvl="4" w:tplc="04090003" w:tentative="1">
+      <w:start w:val="1"/>
+      <w:numFmt w:val="bullet"/>
+      <w:lvlText w:val="o"/>
+      <w:lvlJc w:val="left"/>
+      <w:pPr>
+        <w:ind w:left="4320" w:hanging="360"/>
+      </w:pPr>
+      <w:rPr>
+        <w:rFonts w:ascii="Courier New" w:hAnsi="Courier New" w:cs="Courier New" w:hint="default"/>
+      </w:rPr>
+    </w:lvl>
+    <w:lvl w:ilvl="5" w:tplc="04090005" w:tentative="1">
+      <w:start w:val="1"/>
+      <w:numFmt w:val="bullet"/>
+      <w:lvlText w:val=""/>
+      <w:lvlJc w:val="left"/>
+      <w:pPr>
+        <w:ind w:left="5040" w:hanging="360"/>
+      </w:pPr>
+      <w:rPr>
+        <w:rFonts w:ascii="Wingdings" w:hAnsi="Wingdings" w:hint="default"/>
+      </w:rPr>
+    </w:lvl>
+    <w:lvl w:ilvl="6" w:tplc="04090001" w:tentative="1">
+      <w:start w:val="1"/>
+      <w:numFmt w:val="bullet"/>
+      <w:lvlText w:val=""/>
+      <w:lvlJc w:val="left"/>
+      <w:pPr>
+        <w:ind w:left="5760" w:hanging="360"/>
+      </w:pPr>
+      <w:rPr>
+        <w:rFonts w:ascii="Symbol" w:hAnsi="Symbol" w:hint="default"/>
+      </w:rPr>
+    </w:lvl>
+    <w:lvl w:ilvl="7" w:tplc="04090003" w:tentative="1">
+      <w:start w:val="1"/>
+      <w:numFmt w:val="bullet"/>
+      <w:lvlText w:val="o"/>
+      <w:lvlJc w:val="left"/>
+      <w:pPr>
+        <w:ind w:left="6480" w:hanging="360"/>
+      </w:pPr>
+      <w:rPr>
+        <w:rFonts w:ascii="Courier New" w:hAnsi="Courier New" w:cs="Courier New" w:hint="default"/>
+      </w:rPr>
+    </w:lvl>
+    <w:lvl w:ilvl="8" w:tplc="04090005" w:tentative="1">
+      <w:start w:val="1"/>
+      <w:numFmt w:val="bullet"/>
+      <w:lvlText w:val=""/>
+      <w:lvlJc w:val="left"/>
+      <w:pPr>
+        <w:ind w:left="7200" w:hanging="360"/>
+      </w:pPr>
+      <w:rPr>
+        <w:rFonts w:ascii="Wingdings" w:hAnsi="Wingdings" w:hint="default"/>
+      </w:rPr>
+    </w:lvl>
+  </w:abstractNum>
+  <w:abstractNum w:abstractNumId="2" w15:restartNumberingAfterBreak="0">
+    <w:nsid w:val="1E1072C5"/>
+    <w:multiLevelType w:val="hybridMultilevel"/>
+    <w:tmpl w:val="8B500604"/>
+    <w:lvl w:ilvl="0" w:tplc="04090001">
+      <w:start w:val="1"/>
+      <w:numFmt w:val="bullet"/>
+      <w:lvlText w:val=""/>
+      <w:lvlJc w:val="left"/>
+      <w:pPr>
+        <w:ind w:left="720" w:hanging="360"/>
+      </w:pPr>
+      <w:rPr>
+        <w:rFonts w:ascii="Symbol" w:hAnsi="Symbol" w:hint="default"/>
+      </w:rPr>
+    </w:lvl>
+    <w:lvl w:ilvl="1" w:tplc="04090003" w:tentative="1">
+      <w:start w:val="1"/>
+      <w:numFmt w:val="bullet"/>
+      <w:lvlText w:val="o"/>
+      <w:lvlJc w:val="left"/>
+      <w:pPr>
+        <w:ind w:left="1440" w:hanging="360"/>
+      </w:pPr>
+      <w:rPr>
+        <w:rFonts w:ascii="Courier New" w:hAnsi="Courier New" w:cs="Courier New" w:hint="default"/>
+      </w:rPr>
+    </w:lvl>
+    <w:lvl w:ilvl="2" w:tplc="04090005" w:tentative="1">
+      <w:start w:val="1"/>
+      <w:numFmt w:val="bullet"/>
+      <w:lvlText w:val=""/>
+      <w:lvlJc w:val="left"/>
+      <w:pPr>
+        <w:ind w:left="2160" w:hanging="360"/>
+      </w:pPr>
+      <w:rPr>
+        <w:rFonts w:ascii="Wingdings" w:hAnsi="Wingdings" w:hint="default"/>
+      </w:rPr>
+    </w:lvl>
+    <w:lvl w:ilvl="3" w:tplc="04090001" w:tentative="1">
+      <w:start w:val="1"/>
+      <w:numFmt w:val="bullet"/>
+      <w:lvlText w:val=""/>
+      <w:lvlJc w:val="left"/>
+      <w:pPr>
+        <w:ind w:left="2880" w:hanging="360"/>
+      </w:pPr>
+      <w:rPr>
+        <w:rFonts w:ascii="Symbol" w:hAnsi="Symbol" w:hint="default"/>
+      </w:rPr>
+    </w:lvl>
+    <w:lvl w:ilvl="4" w:tplc="04090003" w:tentative="1">
+      <w:start w:val="1"/>
+      <w:numFmt w:val="bullet"/>
+      <w:lvlText w:val="o"/>
+      <w:lvlJc w:val="left"/>
+      <w:pPr>
+        <w:ind w:left="3600" w:hanging="360"/>
+      </w:pPr>
+      <w:rPr>
+        <w:rFonts w:ascii="Courier New" w:hAnsi="Courier New" w:cs="Courier New" w:hint="default"/>
+      </w:rPr>
+    </w:lvl>
+    <w:lvl w:ilvl="5" w:tplc="04090005" w:tentative="1">
+      <w:start w:val="1"/>
+      <w:numFmt w:val="bullet"/>
+      <w:lvlText w:val=""/>
+      <w:lvlJc w:val="left"/>
+      <w:pPr>
+        <w:ind w:left="4320" w:hanging="360"/>
+      </w:pPr>
+      <w:rPr>
+        <w:rFonts w:ascii="Wingdings" w:hAnsi="Wingdings" w:hint="default"/>
+      </w:rPr>
+    </w:lvl>
+    <w:lvl w:ilvl="6" w:tplc="04090001" w:tentative="1">
+      <w:start w:val="1"/>
+      <w:numFmt w:val="bullet"/>
+      <w:lvlText w:val=""/>
+      <w:lvlJc w:val="left"/>
+      <w:pPr>
+        <w:ind w:left="5040" w:hanging="360"/>
+      </w:pPr>
+      <w:rPr>
+        <w:rFonts w:ascii="Symbol" w:hAnsi="Symbol" w:hint="default"/>
+      </w:rPr>
+    </w:lvl>
+    <w:lvl w:ilvl="7" w:tplc="04090003" w:tentative="1">
+      <w:start w:val="1"/>
+      <w:numFmt w:val="bullet"/>
+      <w:lvlText w:val="o"/>
+      <w:lvlJc w:val="left"/>
+      <w:pPr>
+        <w:ind w:left="5760" w:hanging="360"/>
+      </w:pPr>
+      <w:rPr>
+        <w:rFonts w:ascii="Courier New" w:hAnsi="Courier New" w:cs="Courier New" w:hint="default"/>
+      </w:rPr>
+    </w:lvl>
+    <w:lvl w:ilvl="8" w:tplc="04090005" w:tentative="1">
+      <w:start w:val="1"/>
+      <w:numFmt w:val="bullet"/>
+      <w:lvlText w:val=""/>
+      <w:lvlJc w:val="left"/>
+      <w:pPr>
+        <w:ind w:left="6480" w:hanging="360"/>
+      </w:pPr>
+      <w:rPr>
+        <w:rFonts w:ascii="Wingdings" w:hAnsi="Wingdings" w:hint="default"/>
+      </w:rPr>
+    </w:lvl>
+  </w:abstractNum>
+  <w:abstractNum w:abstractNumId="3" w15:restartNumberingAfterBreak="0">
+    <w:nsid w:val="2EC02689"/>
+    <w:multiLevelType w:val="hybridMultilevel"/>
+    <w:tmpl w:val="1E3C4EE0"/>
+    <w:lvl w:ilvl="0" w:tplc="33767D4A">
+      <w:start w:val="1"/>
+      <w:numFmt w:val="bullet"/>
+      <w:lvlText w:val=""/>
+      <w:lvlJc w:val="left"/>
+      <w:pPr>
+        <w:ind w:left="1440" w:hanging="360"/>
+      </w:pPr>
+      <w:rPr>
+        <w:rFonts w:ascii="Symbol" w:hAnsi="Symbol" w:hint="default"/>
+      </w:rPr>
+    </w:lvl>
+    <w:lvl w:ilvl="1" w:tplc="04090003" w:tentative="1">
+      <w:start w:val="1"/>
+      <w:numFmt w:val="bullet"/>
+      <w:lvlText w:val="o"/>
+      <w:lvlJc w:val="left"/>
+      <w:pPr>
+        <w:ind w:left="2160" w:hanging="360"/>
+      </w:pPr>
+      <w:rPr>
+        <w:rFonts w:ascii="Courier New" w:hAnsi="Courier New" w:cs="Courier New" w:hint="default"/>
+      </w:rPr>
+    </w:lvl>
+    <w:lvl w:ilvl="2" w:tplc="04090005" w:tentative="1">
+      <w:start w:val="1"/>
+      <w:numFmt w:val="bullet"/>
+      <w:lvlText w:val=""/>
+      <w:lvlJc w:val="left"/>
+      <w:pPr>
+        <w:ind w:left="2880" w:hanging="360"/>
+      </w:pPr>
+      <w:rPr>
+        <w:rFonts w:ascii="Wingdings" w:hAnsi="Wingdings" w:hint="default"/>
+      </w:rPr>
+    </w:lvl>
+    <w:lvl w:ilvl="3" w:tplc="04090001" w:tentative="1">
+      <w:start w:val="1"/>
+      <w:numFmt w:val="bullet"/>
+      <w:lvlText w:val=""/>
+      <w:lvlJc w:val="left"/>
+      <w:pPr>
+        <w:ind w:left="3600" w:hanging="360"/>
+      </w:pPr>
+      <w:rPr>
+        <w:rFonts w:ascii="Symbol" w:hAnsi="Symbol" w:hint="default"/>
+      </w:rPr>
+    </w:lvl>
+    <w:lvl w:ilvl="4" w:tplc="04090003" w:tentative="1">
+      <w:start w:val="1"/>
+      <w:numFmt w:val="bullet"/>
+      <w:lvlText w:val="o"/>
+      <w:lvlJc w:val="left"/>
+      <w:pPr>
+        <w:ind w:left="4320" w:hanging="360"/>
+      </w:pPr>
+      <w:rPr>
+        <w:rFonts w:ascii="Courier New" w:hAnsi="Courier New" w:cs="Courier New" w:hint="default"/>
+      </w:rPr>
+    </w:lvl>
+    <w:lvl w:ilvl="5" w:tplc="04090005" w:tentative="1">
+      <w:start w:val="1"/>
+      <w:numFmt w:val="bullet"/>
+      <w:lvlText w:val=""/>
+      <w:lvlJc w:val="left"/>
+      <w:pPr>
+        <w:ind w:left="5040" w:hanging="360"/>
+      </w:pPr>
+      <w:rPr>
+        <w:rFonts w:ascii="Wingdings" w:hAnsi="Wingdings" w:hint="default"/>
+      </w:rPr>
+    </w:lvl>
+    <w:lvl w:ilvl="6" w:tplc="04090001" w:tentative="1">
+      <w:start w:val="1"/>
+      <w:numFmt w:val="bullet"/>
+      <w:lvlText w:val=""/>
+      <w:lvlJc w:val="left"/>
+      <w:pPr>
+        <w:ind w:left="5760" w:hanging="360"/>
+      </w:pPr>
+      <w:rPr>
+        <w:rFonts w:ascii="Symbol" w:hAnsi="Symbol" w:hint="default"/>
+      </w:rPr>
+    </w:lvl>
+    <w:lvl w:ilvl="7" w:tplc="04090003" w:tentative="1">
+      <w:start w:val="1"/>
+      <w:numFmt w:val="bullet"/>
+      <w:lvlText w:val="o"/>
+      <w:lvlJc w:val="left"/>
+      <w:pPr>
+        <w:ind w:left="6480" w:hanging="360"/>
+      </w:pPr>
+      <w:rPr>
+        <w:rFonts w:ascii="Courier New" w:hAnsi="Courier New" w:cs="Courier New" w:hint="default"/>
+      </w:rPr>
+    </w:lvl>
+    <w:lvl w:ilvl="8" w:tplc="04090005" w:tentative="1">
+      <w:start w:val="1"/>
+      <w:numFmt w:val="bullet"/>
+      <w:lvlText w:val=""/>
+      <w:lvlJc w:val="left"/>
+      <w:pPr>
+        <w:ind w:left="7200" w:hanging="360"/>
+      </w:pPr>
+      <w:rPr>
+        <w:rFonts w:ascii="Wingdings" w:hAnsi="Wingdings" w:hint="default"/>
+      </w:rPr>
+    </w:lvl>
+  </w:abstractNum>
+  <w:abstractNum w:abstractNumId="4" w15:restartNumberingAfterBreak="0">
+    <w:nsid w:val="366C7EFB"/>
+    <w:multiLevelType w:val="hybridMultilevel"/>
+    <w:tmpl w:val="5A4EBC6C"/>
+    <w:lvl w:ilvl="0" w:tplc="33767D4A">
+      <w:start w:val="1"/>
+      <w:numFmt w:val="bullet"/>
+      <w:lvlText w:val=""/>
+      <w:lvlJc w:val="left"/>
+      <w:pPr>
+        <w:ind w:left="1440" w:hanging="360"/>
+      </w:pPr>
+      <w:rPr>
+        <w:rFonts w:ascii="Symbol" w:hAnsi="Symbol" w:hint="default"/>
+      </w:rPr>
+    </w:lvl>
+    <w:lvl w:ilvl="1" w:tplc="04090003" w:tentative="1">
+      <w:start w:val="1"/>
+      <w:numFmt w:val="bullet"/>
+      <w:lvlText w:val="o"/>
+      <w:lvlJc w:val="left"/>
+      <w:pPr>
+        <w:ind w:left="2160" w:hanging="360"/>
+      </w:pPr>
+      <w:rPr>
+        <w:rFonts w:ascii="Courier New" w:hAnsi="Courier New" w:cs="Courier New" w:hint="default"/>
+      </w:rPr>
+    </w:lvl>
+    <w:lvl w:ilvl="2" w:tplc="04090005" w:tentative="1">
+      <w:start w:val="1"/>
+      <w:numFmt w:val="bullet"/>
+      <w:lvlText w:val=""/>
+      <w:lvlJc w:val="left"/>
+      <w:pPr>
+        <w:ind w:left="2880" w:hanging="360"/>
+      </w:pPr>
+      <w:rPr>
+        <w:rFonts w:ascii="Wingdings" w:hAnsi="Wingdings" w:hint="default"/>
+      </w:rPr>
+    </w:lvl>
+    <w:lvl w:ilvl="3" w:tplc="04090001" w:tentative="1">
+      <w:start w:val="1"/>
+      <w:numFmt w:val="bullet"/>
+      <w:lvlText w:val=""/>
+      <w:lvlJc w:val="left"/>
+      <w:pPr>
+        <w:ind w:left="3600" w:hanging="360"/>
+      </w:pPr>
+      <w:rPr>
+        <w:rFonts w:ascii="Symbol" w:hAnsi="Symbol" w:hint="default"/>
+      </w:rPr>
+    </w:lvl>
+    <w:lvl w:ilvl="4" w:tplc="04090003" w:tentative="1">
+      <w:start w:val="1"/>
+      <w:numFmt w:val="bullet"/>
+      <w:lvlText w:val="o"/>
+      <w:lvlJc w:val="left"/>
+      <w:pPr>
+        <w:ind w:left="4320" w:hanging="360"/>
+      </w:pPr>
+      <w:rPr>
+        <w:rFonts w:ascii="Courier New" w:hAnsi="Courier New" w:cs="Courier New" w:hint="default"/>
+      </w:rPr>
+    </w:lvl>
+    <w:lvl w:ilvl="5" w:tplc="04090005" w:tentative="1">
+      <w:start w:val="1"/>
+      <w:numFmt w:val="bullet"/>
+      <w:lvlText w:val=""/>
+      <w:lvlJc w:val="left"/>
+      <w:pPr>
+        <w:ind w:left="5040" w:hanging="360"/>
+      </w:pPr>
+      <w:rPr>
+        <w:rFonts w:ascii="Wingdings" w:hAnsi="Wingdings" w:hint="default"/>
+      </w:rPr>
+    </w:lvl>
+    <w:lvl w:ilvl="6" w:tplc="04090001" w:tentative="1">
+      <w:start w:val="1"/>
+      <w:numFmt w:val="bullet"/>
+      <w:lvlText w:val=""/>
+      <w:lvlJc w:val="left"/>
+      <w:pPr>
+        <w:ind w:left="5760" w:hanging="360"/>
+      </w:pPr>
+      <w:rPr>
+        <w:rFonts w:ascii="Symbol" w:hAnsi="Symbol" w:hint="default"/>
+      </w:rPr>
+    </w:lvl>
+    <w:lvl w:ilvl="7" w:tplc="04090003" w:tentative="1">
+      <w:start w:val="1"/>
+      <w:numFmt w:val="bullet"/>
+      <w:lvlText w:val="o"/>
+      <w:lvlJc w:val="left"/>
+      <w:pPr>
+        <w:ind w:left="6480" w:hanging="360"/>
+      </w:pPr>
+      <w:rPr>
+        <w:rFonts w:ascii="Courier New" w:hAnsi="Courier New" w:cs="Courier New" w:hint="default"/>
+      </w:rPr>
+    </w:lvl>
+    <w:lvl w:ilvl="8" w:tplc="04090005" w:tentative="1">
+      <w:start w:val="1"/>
+      <w:numFmt w:val="bullet"/>
+      <w:lvlText w:val=""/>
+      <w:lvlJc w:val="left"/>
+      <w:pPr>
+        <w:ind w:left="7200" w:hanging="360"/>
+      </w:pPr>
+      <w:rPr>
+        <w:rFonts w:ascii="Wingdings" w:hAnsi="Wingdings" w:hint="default"/>
+      </w:rPr>
+    </w:lvl>
+  </w:abstractNum>
+  <w:abstractNum w:abstractNumId="5" w15:restartNumberingAfterBreak="0">
     <w:nsid w:val="3ADD6A2D"/>
     <w:multiLevelType w:val="hybridMultilevel"/>
     <w:tmpl w:val="25022F52"/>
@@ -814,7 +4182,269 @@
       </w:rPr>
     </w:lvl>
   </w:abstractNum>
-  <w:abstractNum w:abstractNumId="1" w15:restartNumberingAfterBreak="0">
+  <w:abstractNum w:abstractNumId="6" w15:restartNumberingAfterBreak="0">
+    <w:nsid w:val="587E312C"/>
+    <w:multiLevelType w:val="multilevel"/>
+    <w:tmpl w:val="5BC06C92"/>
+    <w:lvl w:ilvl="0">
+      <w:start w:val="1"/>
+      <w:numFmt w:val="bullet"/>
+      <w:lvlText w:val=""/>
+      <w:lvlJc w:val="left"/>
+      <w:pPr>
+        <w:tabs>
+          <w:tab w:val="num" w:pos="720"/>
+        </w:tabs>
+        <w:ind w:left="720" w:hanging="360"/>
+      </w:pPr>
+      <w:rPr>
+        <w:rFonts w:ascii="Symbol" w:hAnsi="Symbol" w:hint="default"/>
+        <w:sz w:val="20"/>
+      </w:rPr>
+    </w:lvl>
+    <w:lvl w:ilvl="1" w:tentative="1">
+      <w:start w:val="1"/>
+      <w:numFmt w:val="bullet"/>
+      <w:lvlText w:val="o"/>
+      <w:lvlJc w:val="left"/>
+      <w:pPr>
+        <w:tabs>
+          <w:tab w:val="num" w:pos="1440"/>
+        </w:tabs>
+        <w:ind w:left="1440" w:hanging="360"/>
+      </w:pPr>
+      <w:rPr>
+        <w:rFonts w:ascii="Courier New" w:hAnsi="Courier New" w:hint="default"/>
+        <w:sz w:val="20"/>
+      </w:rPr>
+    </w:lvl>
+    <w:lvl w:ilvl="2" w:tentative="1">
+      <w:start w:val="1"/>
+      <w:numFmt w:val="bullet"/>
+      <w:lvlText w:val=""/>
+      <w:lvlJc w:val="left"/>
+      <w:pPr>
+        <w:tabs>
+          <w:tab w:val="num" w:pos="2160"/>
+        </w:tabs>
+        <w:ind w:left="2160" w:hanging="360"/>
+      </w:pPr>
+      <w:rPr>
+        <w:rFonts w:ascii="Wingdings" w:hAnsi="Wingdings" w:hint="default"/>
+        <w:sz w:val="20"/>
+      </w:rPr>
+    </w:lvl>
+    <w:lvl w:ilvl="3" w:tentative="1">
+      <w:start w:val="1"/>
+      <w:numFmt w:val="bullet"/>
+      <w:lvlText w:val=""/>
+      <w:lvlJc w:val="left"/>
+      <w:pPr>
+        <w:tabs>
+          <w:tab w:val="num" w:pos="2880"/>
+        </w:tabs>
+        <w:ind w:left="2880" w:hanging="360"/>
+      </w:pPr>
+      <w:rPr>
+        <w:rFonts w:ascii="Wingdings" w:hAnsi="Wingdings" w:hint="default"/>
+        <w:sz w:val="20"/>
+      </w:rPr>
+    </w:lvl>
+    <w:lvl w:ilvl="4" w:tentative="1">
+      <w:start w:val="1"/>
+      <w:numFmt w:val="bullet"/>
+      <w:lvlText w:val=""/>
+      <w:lvlJc w:val="left"/>
+      <w:pPr>
+        <w:tabs>
+          <w:tab w:val="num" w:pos="3600"/>
+        </w:tabs>
+        <w:ind w:left="3600" w:hanging="360"/>
+      </w:pPr>
+      <w:rPr>
+        <w:rFonts w:ascii="Wingdings" w:hAnsi="Wingdings" w:hint="default"/>
+        <w:sz w:val="20"/>
+      </w:rPr>
+    </w:lvl>
+    <w:lvl w:ilvl="5" w:tentative="1">
+      <w:start w:val="1"/>
+      <w:numFmt w:val="bullet"/>
+      <w:lvlText w:val=""/>
+      <w:lvlJc w:val="left"/>
+      <w:pPr>
+        <w:tabs>
+          <w:tab w:val="num" w:pos="4320"/>
+        </w:tabs>
+        <w:ind w:left="4320" w:hanging="360"/>
+      </w:pPr>
+      <w:rPr>
+        <w:rFonts w:ascii="Wingdings" w:hAnsi="Wingdings" w:hint="default"/>
+        <w:sz w:val="20"/>
+      </w:rPr>
+    </w:lvl>
+    <w:lvl w:ilvl="6" w:tentative="1">
+      <w:start w:val="1"/>
+      <w:numFmt w:val="bullet"/>
+      <w:lvlText w:val=""/>
+      <w:lvlJc w:val="left"/>
+      <w:pPr>
+        <w:tabs>
+          <w:tab w:val="num" w:pos="5040"/>
+        </w:tabs>
+        <w:ind w:left="5040" w:hanging="360"/>
+      </w:pPr>
+      <w:rPr>
+        <w:rFonts w:ascii="Wingdings" w:hAnsi="Wingdings" w:hint="default"/>
+        <w:sz w:val="20"/>
+      </w:rPr>
+    </w:lvl>
+    <w:lvl w:ilvl="7" w:tentative="1">
+      <w:start w:val="1"/>
+      <w:numFmt w:val="bullet"/>
+      <w:lvlText w:val=""/>
+      <w:lvlJc w:val="left"/>
+      <w:pPr>
+        <w:tabs>
+          <w:tab w:val="num" w:pos="5760"/>
+        </w:tabs>
+        <w:ind w:left="5760" w:hanging="360"/>
+      </w:pPr>
+      <w:rPr>
+        <w:rFonts w:ascii="Wingdings" w:hAnsi="Wingdings" w:hint="default"/>
+        <w:sz w:val="20"/>
+      </w:rPr>
+    </w:lvl>
+    <w:lvl w:ilvl="8" w:tentative="1">
+      <w:start w:val="1"/>
+      <w:numFmt w:val="bullet"/>
+      <w:lvlText w:val=""/>
+      <w:lvlJc w:val="left"/>
+      <w:pPr>
+        <w:tabs>
+          <w:tab w:val="num" w:pos="6480"/>
+        </w:tabs>
+        <w:ind w:left="6480" w:hanging="360"/>
+      </w:pPr>
+      <w:rPr>
+        <w:rFonts w:ascii="Wingdings" w:hAnsi="Wingdings" w:hint="default"/>
+        <w:sz w:val="20"/>
+      </w:rPr>
+    </w:lvl>
+  </w:abstractNum>
+  <w:abstractNum w:abstractNumId="7" w15:restartNumberingAfterBreak="0">
+    <w:nsid w:val="69CA252D"/>
+    <w:multiLevelType w:val="hybridMultilevel"/>
+    <w:tmpl w:val="E1EE159A"/>
+    <w:lvl w:ilvl="0" w:tplc="04090001">
+      <w:start w:val="1"/>
+      <w:numFmt w:val="bullet"/>
+      <w:lvlText w:val=""/>
+      <w:lvlJc w:val="left"/>
+      <w:pPr>
+        <w:ind w:left="768" w:hanging="360"/>
+      </w:pPr>
+      <w:rPr>
+        <w:rFonts w:ascii="Symbol" w:hAnsi="Symbol" w:hint="default"/>
+      </w:rPr>
+    </w:lvl>
+    <w:lvl w:ilvl="1" w:tplc="04090003" w:tentative="1">
+      <w:start w:val="1"/>
+      <w:numFmt w:val="bullet"/>
+      <w:lvlText w:val="o"/>
+      <w:lvlJc w:val="left"/>
+      <w:pPr>
+        <w:ind w:left="1488" w:hanging="360"/>
+      </w:pPr>
+      <w:rPr>
+        <w:rFonts w:ascii="Courier New" w:hAnsi="Courier New" w:cs="Courier New" w:hint="default"/>
+      </w:rPr>
+    </w:lvl>
+    <w:lvl w:ilvl="2" w:tplc="04090005" w:tentative="1">
+      <w:start w:val="1"/>
+      <w:numFmt w:val="bullet"/>
+      <w:lvlText w:val=""/>
+      <w:lvlJc w:val="left"/>
+      <w:pPr>
+        <w:ind w:left="2208" w:hanging="360"/>
+      </w:pPr>
+      <w:rPr>
+        <w:rFonts w:ascii="Wingdings" w:hAnsi="Wingdings" w:hint="default"/>
+      </w:rPr>
+    </w:lvl>
+    <w:lvl w:ilvl="3" w:tplc="04090001" w:tentative="1">
+      <w:start w:val="1"/>
+      <w:numFmt w:val="bullet"/>
+      <w:lvlText w:val=""/>
+      <w:lvlJc w:val="left"/>
+      <w:pPr>
+        <w:ind w:left="2928" w:hanging="360"/>
+      </w:pPr>
+      <w:rPr>
+        <w:rFonts w:ascii="Symbol" w:hAnsi="Symbol" w:hint="default"/>
+      </w:rPr>
+    </w:lvl>
+    <w:lvl w:ilvl="4" w:tplc="04090003" w:tentative="1">
+      <w:start w:val="1"/>
+      <w:numFmt w:val="bullet"/>
+      <w:lvlText w:val="o"/>
+      <w:lvlJc w:val="left"/>
+      <w:pPr>
+        <w:ind w:left="3648" w:hanging="360"/>
+      </w:pPr>
+      <w:rPr>
+        <w:rFonts w:ascii="Courier New" w:hAnsi="Courier New" w:cs="Courier New" w:hint="default"/>
+      </w:rPr>
+    </w:lvl>
+    <w:lvl w:ilvl="5" w:tplc="04090005" w:tentative="1">
+      <w:start w:val="1"/>
+      <w:numFmt w:val="bullet"/>
+      <w:lvlText w:val=""/>
+      <w:lvlJc w:val="left"/>
+      <w:pPr>
+        <w:ind w:left="4368" w:hanging="360"/>
+      </w:pPr>
+      <w:rPr>
+        <w:rFonts w:ascii="Wingdings" w:hAnsi="Wingdings" w:hint="default"/>
+      </w:rPr>
+    </w:lvl>
+    <w:lvl w:ilvl="6" w:tplc="04090001" w:tentative="1">
+      <w:start w:val="1"/>
+      <w:numFmt w:val="bullet"/>
+      <w:lvlText w:val=""/>
+      <w:lvlJc w:val="left"/>
+      <w:pPr>
+        <w:ind w:left="5088" w:hanging="360"/>
+      </w:pPr>
+      <w:rPr>
+        <w:rFonts w:ascii="Symbol" w:hAnsi="Symbol" w:hint="default"/>
+      </w:rPr>
+    </w:lvl>
+    <w:lvl w:ilvl="7" w:tplc="04090003" w:tentative="1">
+      <w:start w:val="1"/>
+      <w:numFmt w:val="bullet"/>
+      <w:lvlText w:val="o"/>
+      <w:lvlJc w:val="left"/>
+      <w:pPr>
+        <w:ind w:left="5808" w:hanging="360"/>
+      </w:pPr>
+      <w:rPr>
+        <w:rFonts w:ascii="Courier New" w:hAnsi="Courier New" w:cs="Courier New" w:hint="default"/>
+      </w:rPr>
+    </w:lvl>
+    <w:lvl w:ilvl="8" w:tplc="04090005" w:tentative="1">
+      <w:start w:val="1"/>
+      <w:numFmt w:val="bullet"/>
+      <w:lvlText w:val=""/>
+      <w:lvlJc w:val="left"/>
+      <w:pPr>
+        <w:ind w:left="6528" w:hanging="360"/>
+      </w:pPr>
+      <w:rPr>
+        <w:rFonts w:ascii="Wingdings" w:hAnsi="Wingdings" w:hint="default"/>
+      </w:rPr>
+    </w:lvl>
+  </w:abstractNum>
+  <w:abstractNum w:abstractNumId="8" w15:restartNumberingAfterBreak="0">
     <w:nsid w:val="6DCD3388"/>
     <w:multiLevelType w:val="hybridMultilevel"/>
     <w:tmpl w:val="3B06ABC0"/>
@@ -928,10 +4558,31 @@
     </w:lvl>
   </w:abstractNum>
   <w:num w:numId="1" w16cid:durableId="454448766">
+    <w:abstractNumId w:val="8"/>
+  </w:num>
+  <w:num w:numId="2" w16cid:durableId="1867212287">
+    <w:abstractNumId w:val="5"/>
+  </w:num>
+  <w:num w:numId="3" w16cid:durableId="1089696471">
+    <w:abstractNumId w:val="6"/>
+  </w:num>
+  <w:num w:numId="4" w16cid:durableId="366638044">
+    <w:abstractNumId w:val="2"/>
+  </w:num>
+  <w:num w:numId="5" w16cid:durableId="322659050">
+    <w:abstractNumId w:val="7"/>
+  </w:num>
+  <w:num w:numId="6" w16cid:durableId="89669366">
+    <w:abstractNumId w:val="3"/>
+  </w:num>
+  <w:num w:numId="7" w16cid:durableId="1839342644">
     <w:abstractNumId w:val="1"/>
   </w:num>
-  <w:num w:numId="2" w16cid:durableId="1867212287">
+  <w:num w:numId="8" w16cid:durableId="1334147156">
     <w:abstractNumId w:val="0"/>
+  </w:num>
+  <w:num w:numId="9" w16cid:durableId="1709143088">
+    <w:abstractNumId w:val="4"/>
   </w:num>
 </w:numbering>
 </file>
@@ -1336,6 +4987,7 @@
   <w:style w:type="paragraph" w:default="1" w:styleId="Normal">
     <w:name w:val="Normal"/>
     <w:qFormat/>
+    <w:rsid w:val="00B30693"/>
   </w:style>
   <w:style w:type="paragraph" w:styleId="Heading1">
     <w:name w:val="heading 1"/>
@@ -1852,6 +5504,22 @@
       <w:spacing w:val="5"/>
     </w:rPr>
   </w:style>
+  <w:style w:type="paragraph" w:styleId="NormalWeb">
+    <w:name w:val="Normal (Web)"/>
+    <w:basedOn w:val="Normal"/>
+    <w:uiPriority w:val="99"/>
+    <w:semiHidden/>
+    <w:unhideWhenUsed/>
+    <w:rsid w:val="00501057"/>
+    <w:pPr>
+      <w:spacing w:before="100" w:beforeAutospacing="1" w:after="100" w:afterAutospacing="1" w:line="240" w:lineRule="auto"/>
+    </w:pPr>
+    <w:rPr>
+      <w:rFonts w:ascii="Times New Roman" w:eastAsia="Times New Roman" w:hAnsi="Times New Roman" w:cs="Times New Roman"/>
+      <w:kern w:val="0"/>
+      <w14:ligatures w14:val="none"/>
+    </w:rPr>
+  </w:style>
 </w:styles>
 </file>
 
